--- a/docs/paper.docx
+++ b/docs/paper.docx
@@ -72,7 +72,7 @@
         <w:jc w:val="left"/>
       </w:pPr>
       <w:r>
-        <w:t xml:space="preserve">Assembled 2026-10-15T01:38:43+00:00 at commit </w:t>
+        <w:t xml:space="preserve">Assembled 2026-10-18T13:50:56+00:00 at commit </w:t>
       </w:r>
       <w:r>
         <w:rPr>
@@ -80,7 +80,7 @@
           <w:sz w:val="19"/>
           <w:szCs w:val="19"/>
         </w:rPr>
-        <w:t xml:space="preserve">d76d232</w:t>
+        <w:t xml:space="preserve">986d364</w:t>
       </w:r>
       <w:r>
         <w:t xml:space="preserve">.</w:t>
@@ -339,7 +339,7 @@
                 <w:sz w:val="19"/>
                 <w:szCs w:val="19"/>
               </w:rPr>
-              <w:t xml:space="preserve">9bda5ef0dddc770b</w:t>
+              <w:t xml:space="preserve">ec22402aefe452b8</w:t>
             </w:r>
           </w:p>
         </w:tc>
@@ -497,7 +497,7 @@
                 <w:sz w:val="19"/>
                 <w:szCs w:val="19"/>
               </w:rPr>
-              <w:t xml:space="preserve">60c6a9ec10f7f837</w:t>
+              <w:t xml:space="preserve">248f7f0f316ea1cf</w:t>
             </w:r>
           </w:p>
         </w:tc>
@@ -576,7 +576,7 @@
                 <w:sz w:val="19"/>
                 <w:szCs w:val="19"/>
               </w:rPr>
-              <w:t xml:space="preserve">51436c407e18bdbe</w:t>
+              <w:t xml:space="preserve">e29d56f96bdac5a5</w:t>
             </w:r>
           </w:p>
         </w:tc>
@@ -655,7 +655,7 @@
                 <w:sz w:val="19"/>
                 <w:szCs w:val="19"/>
               </w:rPr>
-              <w:t xml:space="preserve">8311acae52aa28ff</w:t>
+              <w:t xml:space="preserve">1836338ac8e1a3a6</w:t>
             </w:r>
           </w:p>
         </w:tc>
@@ -1351,7 +1351,7 @@
         <w:t xml:space="preserve">Not that the protocol is validated.</w:t>
       </w:r>
       <w:r>
-        <w:t xml:space="preserve"> Every records-level and kernel-level check was written after the defect it catches. The instrument has needed repair five times in public, twice because the tool was wrong and three times because its authors asserted something they had not checked. The fifth was a superseded exclusion bound that the confirmatory script printed for eleven days after the correction was written, pinned in place by a regression test; nothing in the protocol caught it, because nothing in the protocol reads this project's own reporting code.</w:t>
+        <w:t xml:space="preserve"> Every records-level and kernel-level check was written after the defect it catches. The instrument has needed repair six times in public, three times because the tool was wrong and three times because its authors asserted something they had not checked. Two of the six are the same lesson twice: a superseded exclusion bound that the confirmatory script printed for eleven days after the correction was written, pinned in place by a regression test, and the registered adjudicator of grid adequacy, which printed a verdict its own record had withdrawn for three weeks. Nothing in the protocol caught either, because nothing in the protocol reads this project's own analysis and reporting code.</w:t>
       </w:r>
     </w:p>
     <w:p>
@@ -3842,7 +3842,7 @@
         <w:t xml:space="preserve">coef0</w:t>
       </w:r>
       <w:r>
-        <w:t xml:space="preserve"> in {0, 1}; C from 1e-4 to 1e4. These were tested for under-tuning by extension in both directions against a shuffled-label null; the extension gained five to seven times more on random labels than on real ones, so they stand.</w:t>
+        <w:t xml:space="preserve"> in {0, 1}; C from 1e-4 to 1e4. These were tested for under-tuning by extension in both directions against a shuffled-label null. The extension gained more on random labels than on real ones on every kernel and both datasets, by factors of 2.0 and 5.0 on churn and 35.7 and 6.6 on fraud, so they stand. §3.7 records that the registered wording gives this as "five to seven times", which is the polynomial-kernel figure and not the range.</w:t>
       </w:r>
     </w:p>
     <w:p>
@@ -5611,7 +5611,37 @@
         <w:t xml:space="preserve">Hyperparameter edge flags alone will never justify widening a grid</w:t>
       </w:r>
       <w:r>
-        <w:t xml:space="preserve">, because extension raises the maximum inner-CV score even when no point is better — measured at five to seven times the real gain on the classical grids.</w:t>
+        <w:t xml:space="preserve">, because extension raises the maximum inner-CV score even when no point is better.</w:t>
+      </w:r>
+    </w:p>
+    <w:p>
+      <w:pPr>
+        <w:spacing w:after="140"/>
+        <w:jc w:val="left"/>
+      </w:pPr>
+      <w:r>
+        <w:t xml:space="preserve">The registered wording puts that effect at "five to seven times the real gain on the classical grids". The measurement supports its direction everywhere and its range nowhere. Five and seven are the polynomial-kernel mean ratios, 5.0 on churn and 6.6 on fraud; on the RBF kernels the ratio is 2.0 on churn and 35.7 on fraud, so two of the four measurements fall outside the registered range and one of them falls below it, understating the effect the rule exists to guard against. The figures are in </w:t>
+      </w:r>
+      <w:r>
+        <w:rPr>
+          <w:rFonts w:ascii="Consolas" w:cs="Consolas" w:eastAsia="Consolas" w:hAnsi="Consolas"/>
+          <w:sz w:val="19"/>
+          <w:szCs w:val="19"/>
+        </w:rPr>
+        <w:t xml:space="preserve">results/analysis/grid_edges_*_both*.json</w:t>
+      </w:r>
+      <w:r>
+        <w:t xml:space="preserve">. </w:t>
+      </w:r>
+      <w:r>
+        <w:rPr>
+          <w:b/>
+          <w:bCs/>
+        </w:rPr>
+        <w:t xml:space="preserve">The pre-registration's wording is unamended</w:t>
+      </w:r>
+      <w:r>
+        <w:t xml:space="preserve">, because changing a registered document is a deviation and not a copy edit.</w:t>
       </w:r>
     </w:p>
     <w:p>
@@ -10970,10 +11000,20 @@
           <w:b/>
           <w:bCs/>
         </w:rPr>
-        <w:t xml:space="preserve">Three items unchanged.</w:t>
-      </w:r>
-      <w:r>
-        <w:t xml:space="preserve"> The </w:t>
+        <w:t xml:space="preserve">One item unchanged, and two closed since.</w:t>
+      </w:r>
+      <w:r>
+        <w:t xml:space="preserve"> </w:t>
+      </w:r>
+      <w:r>
+        <w:rPr>
+          <w:b/>
+          <w:bCs/>
+        </w:rPr>
+        <w:t xml:space="preserve">Two Software Heritage snapshots now exist</w:t>
+      </w:r>
+      <w:r>
+        <w:t xml:space="preserve">, </w:t>
       </w:r>
       <w:r>
         <w:rPr>
@@ -10981,10 +11021,10 @@
           <w:sz w:val="19"/>
           <w:szCs w:val="19"/>
         </w:rPr>
-        <w:t xml:space="preserve">descriptive_only</w:t>
-      </w:r>
-      <w:r>
-        <w:t xml:space="preserve"> rows in the exploratory output do not carry the </w:t>
+        <w:t xml:space="preserve">swh:1:snp:bdbf43089b1ed77f5ec9307e11f5c255dddc84dd</w:t>
+      </w:r>
+      <w:r>
+        <w:t xml:space="preserve"> at 01:33:06 and </w:t>
       </w:r>
       <w:r>
         <w:rPr>
@@ -10992,20 +11032,19 @@
           <w:sz w:val="19"/>
           <w:szCs w:val="19"/>
         </w:rPr>
-        <w:t xml:space="preserve">below_d2_floor</w:t>
-      </w:r>
-      <w:r>
-        <w:t xml:space="preserve"> field the tested rows carry. The grid adequacy check has not been extended since week 9. And </w:t>
-      </w:r>
-      <w:r>
-        <w:rPr>
-          <w:b/>
-          <w:bCs/>
-        </w:rPr>
-        <w:t xml:space="preserve">two Software Heritage snapshots now exist</w:t>
-      </w:r>
-      <w:r>
-        <w:t xml:space="preserve">, </w:t>
+        <w:t xml:space="preserve">swh:1:snp:c19a29f94639c2ea87347ae40a3d949919a75005</w:t>
+      </w:r>
+      <w:r>
+        <w:t xml:space="preserve"> at 01:36:58 UTC on 15 October 2026, after two earlier requests failed against the private origin. It postdates every result here, so it bounds the provenance gap rather than closing it; the first paragraph of this section states what it does and does not establish.</w:t>
+      </w:r>
+    </w:p>
+    <w:p>
+      <w:pPr>
+        <w:spacing w:after="140"/>
+        <w:jc w:val="left"/>
+      </w:pPr>
+      <w:r>
+        <w:t xml:space="preserve">The other two are closed, and one of them was described wrongly here. The </w:t>
       </w:r>
       <w:r>
         <w:rPr>
@@ -11013,10 +11052,10 @@
           <w:sz w:val="19"/>
           <w:szCs w:val="19"/>
         </w:rPr>
-        <w:t xml:space="preserve">swh:1:snp:bdbf43089b1ed77f5ec9307e11f5c255dddc84dd</w:t>
-      </w:r>
-      <w:r>
-        <w:t xml:space="preserve"> at 01:33:06 and </w:t>
+        <w:t xml:space="preserve">descriptive_only</w:t>
+      </w:r>
+      <w:r>
+        <w:t xml:space="preserve"> rows in the exploratory output now carry the </w:t>
       </w:r>
       <w:r>
         <w:rPr>
@@ -11024,10 +11063,21 @@
           <w:sz w:val="19"/>
           <w:szCs w:val="19"/>
         </w:rPr>
-        <w:t xml:space="preserve">swh:1:snp:c19a29f94639c2ea87347ae40a3d949919a75005</w:t>
-      </w:r>
-      <w:r>
-        <w:t xml:space="preserve"> at 01:36:58 UTC on 15 October 2026, after two earlier requests failed against the private origin. It postdates every result here, so it bounds the provenance gap rather than closing it; the first paragraph of this section states what it does and does not establish.</w:t>
+        <w:t xml:space="preserve">below_d2_floor</w:t>
+      </w:r>
+      <w:r>
+        <w:t xml:space="preserve"> field the tested rows carry. The grid adequacy check was said to have "not been extended since week 9", which misplaced the gap: the measurement was complete and correct in week 3 and reproduces bit-identically under current code, and what was missing was that its adjudication lived only in prose. </w:t>
+      </w:r>
+      <w:r>
+        <w:rPr>
+          <w:rFonts w:ascii="Consolas" w:cs="Consolas" w:eastAsia="Consolas" w:hAnsi="Consolas"/>
+          <w:sz w:val="19"/>
+          <w:szCs w:val="19"/>
+        </w:rPr>
+        <w:t xml:space="preserve">scripts/check_grid_edges.py</w:t>
+      </w:r>
+      <w:r>
+        <w:t xml:space="preserve"> went on printing the rule week 3 had withdrawn, reporting UNDER-TUNED on fraud where the registered comparison against a shuffled-label null returns adequate on both datasets. The registered comparison is now what the script computes and what its output records; §5.6 counts the episode.</w:t>
       </w:r>
     </w:p>
     <w:p>
@@ -12620,7 +12670,7 @@
           <w:b/>
           <w:bCs/>
         </w:rPr>
-        <w:t xml:space="preserve">Five things have gone wrong in public, and they are two different kinds.</w:t>
+        <w:t xml:space="preserve">Six things have gone wrong in public, and they are two different kinds.</w:t>
       </w:r>
       <w:r>
         <w:t xml:space="preserve"> Collapsing them under one word was itself imprecise.</w:t>
@@ -12636,7 +12686,7 @@
           <w:i/>
           <w:iCs/>
         </w:rPr>
-        <w:t xml:space="preserve">Defects in the instrument (two).</w:t>
+        <w:t xml:space="preserve">Defects in the instrument (three).</w:t>
       </w:r>
       <w:r>
         <w:t xml:space="preserve"> On its first contact with real records the tool required a field this project's own pipeline never emitted, collapsed fifteen configurations into one, and </w:t>
@@ -12668,34 +12718,7 @@
         <w:jc w:val="left"/>
       </w:pPr>
       <w:r>
-        <w:rPr>
-          <w:i/>
-          <w:iCs/>
-        </w:rPr>
-        <w:t xml:space="preserve">Claims its authors made without checking (three).</w:t>
-      </w:r>
-      <w:r>
-        <w:t xml:space="preserve"> It asserted from the manuscripts that two published benchmarks performed none of five checks; when the deposit behind one was read, </w:t>
-      </w:r>
-      <w:r>
-        <w:rPr>
-          <w:b/>
-          <w:bCs/>
-        </w:rPr>
-        <w:t xml:space="preserve">six of seven claims in that paragraph were wrong or misleading</w:t>
-      </w:r>
-      <w:r>
-        <w:t xml:space="preserve">. It declared four checks unrunnable when three were not — one needed nothing at all. And the confirmatory script printed a </w:t>
-      </w:r>
-      <w:r>
-        <w:rPr>
-          <w:b/>
-          <w:bCs/>
-        </w:rPr>
-        <w:t xml:space="preserve">superseded exclusion bound for eleven days</w:t>
-      </w:r>
-      <w:r>
-        <w:t xml:space="preserve">: </w:t>
+        <w:t xml:space="preserve">The third is the registered adjudicator of grid adequacy. Section 7 of the pre-registration names </w:t>
       </w:r>
       <w:r>
         <w:rPr>
@@ -12703,62 +12726,10 @@
           <w:sz w:val="19"/>
           <w:szCs w:val="19"/>
         </w:rPr>
-        <w:t xml:space="preserve">scripts/primary_tests.py</w:t>
-      </w:r>
-      <w:r>
-        <w:t xml:space="preserve"> quoted the registered 0.0059 for fraud's primary cell while every document here quoted D6's corrected 0.0063, the committed analysis log carried the wrong figure, and a regression test asserted it. Nobody re-read the code after writing the correction. It was found on 6 October 2026 while refactoring an unrelated function, by inspection and not by any check in this protocol.</w:t>
-      </w:r>
-    </w:p>
-    <w:p>
-      <w:pPr>
-        <w:spacing w:after="140"/>
-        <w:jc w:val="left"/>
-      </w:pPr>
-      <w:r>
-        <w:rPr>
-          <w:b/>
-          <w:bCs/>
-        </w:rPr>
-        <w:t xml:space="preserve">None of the five is an audited pipeline failing an audit.</w:t>
-      </w:r>
-      <w:r>
-        <w:t xml:space="preserve"> A reader who takes this section as evidence that audited work fails these checks has read it as it was first written and not as it is meant. The two kinds matter differently: the first says the instrument needed repair, the second says its authors committed the error the instrument exists to prevent.</w:t>
-      </w:r>
-    </w:p>
-    <w:p>
-      <w:pPr>
-        <w:spacing w:after="140"/>
-        <w:jc w:val="left"/>
-      </w:pPr>
-      <w:r>
-        <w:rPr>
-          <w:b/>
-          <w:bCs/>
-        </w:rPr>
-        <w:t xml:space="preserve">A further item, about Tier 2 rather than about either kind.</w:t>
-      </w:r>
-      <w:r>
-        <w:t xml:space="preserve"> On a partial sample of two of the six foreign Grams, the conditioning check read 1.7e+04 — </w:t>
-      </w:r>
-      <w:r>
-        <w:rPr>
-          <w:b/>
-          <w:bCs/>
-        </w:rPr>
-        <w:t xml:space="preserve">understating the worst case by a factor of 26</w:t>
-      </w:r>
-      <w:r>
-        <w:t xml:space="preserve">. Two things should be kept apart here. The numerical miss was corrected only by running the full six. What printing the sample count achieved was narrower: it exposed that coverage was incomplete, so the reading was known to be partial. </w:t>
-      </w:r>
-      <w:r>
-        <w:rPr>
-          <w:b/>
-          <w:bCs/>
-        </w:rPr>
-        <w:t xml:space="preserve">It did not establish the true worst case and could not have.</w:t>
-      </w:r>
-      <w:r>
-        <w:t xml:space="preserve"> That is the honest limit of indicative sampling, and it argues for treating </w:t>
+        <w:t xml:space="preserve">scripts/check_grid_edges.py</w:t>
+      </w:r>
+      <w:r>
+        <w:t xml:space="preserve"> as what decides whether a grid is too narrow, and requires the decision to be made against a shuffled-label null. The script computed that null when asked, printed it, and told the reader to do the subtraction by hand, while on a real run printing a verdict derived from the ratio of the gain to the minimum detectable effect. Week 3 had already recorded that ratio as a defect, because the maximum over a grid grows with the number of points searched and so cannot separate an optimum lying outside the grid from a surface too noisy to rank; the threshold week 3 describes as pre-declared existed nowhere in the code. The committed log </w:t>
       </w:r>
       <w:r>
         <w:rPr>
@@ -12766,6 +12737,126 @@
           <w:sz w:val="19"/>
           <w:szCs w:val="19"/>
         </w:rPr>
+        <w:t xml:space="preserve">results/analysis/grid_edges_fraud.log</w:t>
+      </w:r>
+      <w:r>
+        <w:t xml:space="preserve"> therefore carried the verdict </w:t>
+      </w:r>
+      <w:r>
+        <w:rPr>
+          <w:b/>
+          <w:bCs/>
+        </w:rPr>
+        <w:t xml:space="preserve">UNDER-TUNED, widen the grids and re-run week 3</w:t>
+      </w:r>
+      <w:r>
+        <w:t xml:space="preserve">, where the registered comparison returns adequate. The correct answer was in the week-3 record throughout and the project acted on it, so no result here rests on the wrong verdict; what was published was an instrument contradicting its own record for three weeks. Found on 18 October 2026 by reading the script, not by any check in this protocol.</w:t>
+      </w:r>
+    </w:p>
+    <w:p>
+      <w:pPr>
+        <w:spacing w:after="140"/>
+        <w:jc w:val="left"/>
+      </w:pPr>
+      <w:r>
+        <w:rPr>
+          <w:i/>
+          <w:iCs/>
+        </w:rPr>
+        <w:t xml:space="preserve">Claims its authors made without checking (three).</w:t>
+      </w:r>
+      <w:r>
+        <w:t xml:space="preserve"> It asserted from the manuscripts that two published benchmarks performed none of five checks; when the deposit behind one was read, </w:t>
+      </w:r>
+      <w:r>
+        <w:rPr>
+          <w:b/>
+          <w:bCs/>
+        </w:rPr>
+        <w:t xml:space="preserve">six of seven claims in that paragraph were wrong or misleading</w:t>
+      </w:r>
+      <w:r>
+        <w:t xml:space="preserve">. It declared four checks unrunnable when three were not — one needed nothing at all. And the confirmatory script printed a </w:t>
+      </w:r>
+      <w:r>
+        <w:rPr>
+          <w:b/>
+          <w:bCs/>
+        </w:rPr>
+        <w:t xml:space="preserve">superseded exclusion bound for eleven days</w:t>
+      </w:r>
+      <w:r>
+        <w:t xml:space="preserve">: </w:t>
+      </w:r>
+      <w:r>
+        <w:rPr>
+          <w:rFonts w:ascii="Consolas" w:cs="Consolas" w:eastAsia="Consolas" w:hAnsi="Consolas"/>
+          <w:sz w:val="19"/>
+          <w:szCs w:val="19"/>
+        </w:rPr>
+        <w:t xml:space="preserve">scripts/primary_tests.py</w:t>
+      </w:r>
+      <w:r>
+        <w:t xml:space="preserve"> quoted the registered 0.0059 for fraud's primary cell while every document here quoted D6's corrected 0.0063, the committed analysis log carried the wrong figure, and a regression test asserted it. Nobody re-read the code after writing the correction. It was found on 6 October 2026 while refactoring an unrelated function, by inspection and not by any check in this protocol.</w:t>
+      </w:r>
+    </w:p>
+    <w:p>
+      <w:pPr>
+        <w:spacing w:after="140"/>
+        <w:jc w:val="left"/>
+      </w:pPr>
+      <w:r>
+        <w:rPr>
+          <w:b/>
+          <w:bCs/>
+        </w:rPr>
+        <w:t xml:space="preserve">None of the six is an audited pipeline failing an audit.</w:t>
+      </w:r>
+      <w:r>
+        <w:t xml:space="preserve"> A reader who takes this section as evidence that audited work fails these checks has read it as it was first written and not as it is meant. The two kinds matter differently: the first says the instrument needed repair, the second says its authors committed the error the instrument exists to prevent.</w:t>
+      </w:r>
+    </w:p>
+    <w:p>
+      <w:pPr>
+        <w:spacing w:after="140"/>
+        <w:jc w:val="left"/>
+      </w:pPr>
+      <w:r>
+        <w:rPr>
+          <w:b/>
+          <w:bCs/>
+        </w:rPr>
+        <w:t xml:space="preserve">A further item, about Tier 2 rather than about either kind.</w:t>
+      </w:r>
+      <w:r>
+        <w:t xml:space="preserve"> On a partial sample of two of the six foreign Grams, the conditioning check read 1.7e+04 — </w:t>
+      </w:r>
+      <w:r>
+        <w:rPr>
+          <w:b/>
+          <w:bCs/>
+        </w:rPr>
+        <w:t xml:space="preserve">understating the worst case by a factor of 26</w:t>
+      </w:r>
+      <w:r>
+        <w:t xml:space="preserve">. Two things should be kept apart here. The numerical miss was corrected only by running the full six. What printing the sample count achieved was narrower: it exposed that coverage was incomplete, so the reading was known to be partial. </w:t>
+      </w:r>
+      <w:r>
+        <w:rPr>
+          <w:b/>
+          <w:bCs/>
+        </w:rPr>
+        <w:t xml:space="preserve">It did not establish the true worst case and could not have.</w:t>
+      </w:r>
+      <w:r>
+        <w:t xml:space="preserve"> That is the honest limit of indicative sampling, and it argues for treating </w:t>
+      </w:r>
+      <w:r>
+        <w:rPr>
+          <w:rFonts w:ascii="Consolas" w:cs="Consolas" w:eastAsia="Consolas" w:hAnsi="Consolas"/>
+          <w:sz w:val="19"/>
+          <w:szCs w:val="19"/>
+        </w:rPr>
         <w:t xml:space="preserve">--hook-sample</w:t>
       </w:r>
       <w:r>
@@ -12785,17 +12876,108 @@
         <w:t xml:space="preserve">A bounded gap the fifth item exposes, and two more beside it.</w:t>
       </w:r>
       <w:r>
-        <w:t xml:space="preserve"> The superseded bound was found by inspection, not by a check. So were two latent defects in this project's own reporting code, found the same day: a Holm family size printed as the literal 4 rather than computed, and a table headed "all cells" that silently skipped cells with too few paired series. Neither of those two ever produced a wrong value, so neither joins the count above; the superseded bound did, so it does. What all three share is the route by which they were found. </w:t>
-      </w:r>
-      <w:r>
-        <w:rPr>
-          <w:b/>
-          <w:bCs/>
-        </w:rPr>
-        <w:t xml:space="preserve">Tier 1 reads records and Tier 2 reads kernels. Nothing in this protocol reads its own reporting code for claims the data does not support</w:t>
-      </w:r>
-      <w:r>
-        <w:t xml:space="preserve">, which is where all three lived.</w:t>
+        <w:t xml:space="preserve"> The superseded bound was found by inspection, not by a check. So were two latent defects in this project's own reporting code, found the same day: a Holm family size printed as the literal 4 rather than computed, and a table headed "all cells" that silently skipped cells with too few paired series. Neither of those two ever produced a wrong value, so neither joins the count above; the superseded bound did, so it does. The sixth item above, the grid adjudicator, was found the same way. What all four share is the route. </w:t>
+      </w:r>
+      <w:r>
+        <w:rPr>
+          <w:b/>
+          <w:bCs/>
+        </w:rPr>
+        <w:t xml:space="preserve">Tier 1 reads records and Tier 2 reads kernels. Nothing in this protocol reads this project's own analysis and reporting code for claims the data does not support</w:t>
+      </w:r>
+      <w:r>
+        <w:t xml:space="preserve">, which is where all four lived.</w:t>
+      </w:r>
+    </w:p>
+    <w:p>
+      <w:pPr>
+        <w:spacing w:after="140"/>
+        <w:jc w:val="left"/>
+      </w:pPr>
+      <w:r>
+        <w:rPr>
+          <w:b/>
+          <w:bCs/>
+        </w:rPr>
+        <w:t xml:space="preserve">A further group found by reading and deliberately not counted.</w:t>
+      </w:r>
+      <w:r>
+        <w:t xml:space="preserve"> Three separate generators defaulted to not recording their output: the </w:t>
+      </w:r>
+      <w:r>
+        <w:rPr>
+          <w:rFonts w:ascii="Consolas" w:cs="Consolas" w:eastAsia="Consolas" w:hAnsi="Consolas"/>
+          <w:sz w:val="19"/>
+          <w:szCs w:val="19"/>
+        </w:rPr>
+        <w:t xml:space="preserve">.docx</w:t>
+      </w:r>
+      <w:r>
+        <w:t xml:space="preserve"> exporter wrote no provenance, </w:t>
+      </w:r>
+      <w:r>
+        <w:rPr>
+          <w:rFonts w:ascii="Consolas" w:cs="Consolas" w:eastAsia="Consolas" w:hAnsi="Consolas"/>
+          <w:sz w:val="19"/>
+          <w:szCs w:val="19"/>
+        </w:rPr>
+        <w:t xml:space="preserve">scripts/exploratory_sweep.py</w:t>
+      </w:r>
+      <w:r>
+        <w:t xml:space="preserve"> required </w:t>
+      </w:r>
+      <w:r>
+        <w:rPr>
+          <w:rFonts w:ascii="Consolas" w:cs="Consolas" w:eastAsia="Consolas" w:hAnsi="Consolas"/>
+          <w:sz w:val="19"/>
+          <w:szCs w:val="19"/>
+        </w:rPr>
+        <w:t xml:space="preserve">--out</w:t>
+      </w:r>
+      <w:r>
+        <w:t xml:space="preserve"> with no default, and the paper existed only as section files until an assembler was written for it. An unrecorded output is an absent value rather than a wrong one, so none of these joins the count above. One of them did publish a stale artefact: on 15 October 2026 </w:t>
+      </w:r>
+      <w:r>
+        <w:rPr>
+          <w:rFonts w:ascii="Consolas" w:cs="Consolas" w:eastAsia="Consolas" w:hAnsi="Consolas"/>
+          <w:sz w:val="19"/>
+          <w:szCs w:val="19"/>
+        </w:rPr>
+        <w:t xml:space="preserve">docs/deviations.docx</w:t>
+      </w:r>
+      <w:r>
+        <w:t xml:space="preserve"> was sixteen days and roughly 1,400 record lines behind its source, because generating the document was a step somebody had to remember. </w:t>
+      </w:r>
+      <w:r>
+        <w:rPr>
+          <w:rFonts w:ascii="Consolas" w:cs="Consolas" w:eastAsia="Consolas" w:hAnsi="Consolas"/>
+          <w:sz w:val="19"/>
+          <w:szCs w:val="19"/>
+        </w:rPr>
+        <w:t xml:space="preserve">scripts/check_docx_fresh.py</w:t>
+      </w:r>
+      <w:r>
+        <w:t xml:space="preserve"> now stores the SHA-256 of each export's source and fails when it moves. </w:t>
+      </w:r>
+      <w:r>
+        <w:rPr>
+          <w:b/>
+          <w:bCs/>
+        </w:rPr>
+        <w:t xml:space="preserve">It does not hash the generator</w:t>
+      </w:r>
+      <w:r>
+        <w:t xml:space="preserve">, so a change there leaves every export reported current while its output would differ, and </w:t>
+      </w:r>
+      <w:r>
+        <w:rPr>
+          <w:b/>
+          <w:bCs/>
+        </w:rPr>
+        <w:t xml:space="preserve">it does not look inside the document</w:t>
+      </w:r>
+      <w:r>
+        <w:t xml:space="preserve">, so an export edited by hand after generation also reports current. Both gaps are stated here rather than closed.</w:t>
       </w:r>
     </w:p>
     <w:p>

--- a/docs/paper.docx
+++ b/docs/paper.docx
@@ -72,7 +72,7 @@
         <w:jc w:val="left"/>
       </w:pPr>
       <w:r>
-        <w:t xml:space="preserve">Assembled 2026-10-18T13:50:56+00:00 at commit </w:t>
+        <w:t xml:space="preserve">Assembled 2026-10-19T01:31:32+00:00 at commit </w:t>
       </w:r>
       <w:r>
         <w:rPr>
@@ -80,7 +80,7 @@
           <w:sz w:val="19"/>
           <w:szCs w:val="19"/>
         </w:rPr>
-        <w:t xml:space="preserve">986d364</w:t>
+        <w:t xml:space="preserve">f2d15d9</w:t>
       </w:r>
       <w:r>
         <w:t xml:space="preserve">.</w:t>
@@ -576,7 +576,7 @@
                 <w:sz w:val="19"/>
                 <w:szCs w:val="19"/>
               </w:rPr>
-              <w:t xml:space="preserve">e29d56f96bdac5a5</w:t>
+              <w:t xml:space="preserve">b9c806172f9a6a7e</w:t>
             </w:r>
           </w:p>
         </w:tc>
@@ -655,7 +655,7 @@
                 <w:sz w:val="19"/>
                 <w:szCs w:val="19"/>
               </w:rPr>
-              <w:t xml:space="preserve">1836338ac8e1a3a6</w:t>
+              <w:t xml:space="preserve">11a22622dd238b8c</w:t>
             </w:r>
           </w:p>
         </w:tc>
@@ -11000,6 +11000,64 @@
           <w:b/>
           <w:bCs/>
         </w:rPr>
+        <w:t xml:space="preserve">The figures check covers three of this paper's numbers.</w:t>
+      </w:r>
+      <w:r>
+        <w:t xml:space="preserve"> </w:t>
+      </w:r>
+      <w:r>
+        <w:rPr>
+          <w:rFonts w:ascii="Consolas" w:cs="Consolas" w:eastAsia="Consolas" w:hAnsi="Consolas"/>
+          <w:sz w:val="19"/>
+          <w:szCs w:val="19"/>
+        </w:rPr>
+        <w:t xml:space="preserve">scripts/check_paper_figures.py</w:t>
+      </w:r>
+      <w:r>
+        <w:t xml:space="preserve"> re-derives the churn and fraud primary-cell exclusion bounds from </w:t>
+      </w:r>
+      <w:r>
+        <w:rPr>
+          <w:rFonts w:ascii="Consolas" w:cs="Consolas" w:eastAsia="Consolas" w:hAnsi="Consolas"/>
+          <w:sz w:val="19"/>
+          <w:szCs w:val="19"/>
+        </w:rPr>
+        <w:t xml:space="preserve">results/audits/d6_table.json</w:t>
+      </w:r>
+      <w:r>
+        <w:t xml:space="preserve">, and D16's share of units with no admissible λ from the 7,200 stored unit records, comparing each at the precision this paper states rather than within a chosen tolerance. Everything else it reports as </w:t>
+      </w:r>
+      <w:r>
+        <w:rPr>
+          <w:b/>
+          <w:bCs/>
+        </w:rPr>
+        <w:t xml:space="preserve">not checked</w:t>
+      </w:r>
+      <w:r>
+        <w:t xml:space="preserve">, against a denominator of every decimal figure in this paper, which it counts on each run rather than quoting from here so that the figure cannot go stale the way this section's own items did. The denominator is left unfiltered on purpose: it includes section cross-references, arXiv numbers and DOIs that are not measurements, and filtering those by pattern would be a guess, which is what made the mutation coverage above overstate itself. Among the figures it does </w:t>
+      </w:r>
+      <w:r>
+        <w:rPr>
+          <w:b/>
+          <w:bCs/>
+        </w:rPr>
+        <w:t xml:space="preserve">not</w:t>
+      </w:r>
+      <w:r>
+        <w:t xml:space="preserve"> cover are the H2 rank correlation and D16's elasticities, whose quantities have not been mapped to an accessor in any stored record. §5.6 records that this check would not have caught any of the defects that motivated it.</w:t>
+      </w:r>
+    </w:p>
+    <w:p>
+      <w:pPr>
+        <w:spacing w:after="140"/>
+        <w:jc w:val="left"/>
+      </w:pPr>
+      <w:r>
+        <w:rPr>
+          <w:b/>
+          <w:bCs/>
+        </w:rPr>
         <w:t xml:space="preserve">One item unchanged, and two closed since.</w:t>
       </w:r>
       <w:r>
@@ -12887,6 +12945,76 @@
       </w:r>
       <w:r>
         <w:t xml:space="preserve">, which is where all four lived.</w:t>
+      </w:r>
+    </w:p>
+    <w:p>
+      <w:pPr>
+        <w:spacing w:after="140"/>
+        <w:jc w:val="left"/>
+      </w:pPr>
+      <w:r>
+        <w:rPr>
+          <w:b/>
+          <w:bCs/>
+        </w:rPr>
+        <w:t xml:space="preserve">What now exists, and what it would not have caught.</w:t>
+      </w:r>
+      <w:r>
+        <w:t xml:space="preserve"> Since 19 October 2026 </w:t>
+      </w:r>
+      <w:r>
+        <w:rPr>
+          <w:rFonts w:ascii="Consolas" w:cs="Consolas" w:eastAsia="Consolas" w:hAnsi="Consolas"/>
+          <w:sz w:val="19"/>
+          <w:szCs w:val="19"/>
+        </w:rPr>
+        <w:t xml:space="preserve">scripts/check_paper_figures.py</w:t>
+      </w:r>
+      <w:r>
+        <w:t xml:space="preserve"> re-derives figures this paper prints from the stored records, and a test asserts that the exclusion bound </w:t>
+      </w:r>
+      <w:r>
+        <w:rPr>
+          <w:rFonts w:ascii="Consolas" w:cs="Consolas" w:eastAsia="Consolas" w:hAnsi="Consolas"/>
+          <w:sz w:val="19"/>
+          <w:szCs w:val="19"/>
+        </w:rPr>
+        <w:t xml:space="preserve">scripts/primary_tests.py</w:t>
+      </w:r>
+      <w:r>
+        <w:t xml:space="preserve"> prints matches the copy </w:t>
+      </w:r>
+      <w:r>
+        <w:rPr>
+          <w:rFonts w:ascii="Consolas" w:cs="Consolas" w:eastAsia="Consolas" w:hAnsi="Consolas"/>
+          <w:sz w:val="19"/>
+          <w:szCs w:val="19"/>
+        </w:rPr>
+        <w:t xml:space="preserve">scripts/audit_sweep.py</w:t>
+      </w:r>
+      <w:r>
+        <w:t xml:space="preserve"> checks against regenerated data. Neither is part of the protocol, and the figures check would have caught </w:t>
+      </w:r>
+      <w:r>
+        <w:rPr>
+          <w:b/>
+          <w:bCs/>
+        </w:rPr>
+        <w:t xml:space="preserve">none of the four items above</w:t>
+      </w:r>
+      <w:r>
+        <w:t xml:space="preserve">. All four were divergences between code and record in which this paper's prose was correct or unaffected: the fifth repair had </w:t>
+      </w:r>
+      <w:r>
+        <w:rPr>
+          <w:rFonts w:ascii="Consolas" w:cs="Consolas" w:eastAsia="Consolas" w:hAnsi="Consolas"/>
+          <w:sz w:val="19"/>
+          <w:szCs w:val="19"/>
+        </w:rPr>
+        <w:t xml:space="preserve">primary_tests.py</w:t>
+      </w:r>
+      <w:r>
+        <w:t xml:space="preserve"> printing 0.0059 while every document here quoted 0.0063, so a check reading the paper against the records would have passed it without comment. What would have caught it is the narrower assertion, the one tying a printed figure to the copy that is checked against data — which exists only because the fifth repair was corrected at its value and not at the structure that produced it. §4.7 states how much of this paper the figures check covers, which is very little.</w:t>
       </w:r>
     </w:p>
     <w:p>

--- a/docs/paper.docx
+++ b/docs/paper.docx
@@ -72,7 +72,7 @@
         <w:jc w:val="left"/>
       </w:pPr>
       <w:r>
-        <w:t xml:space="preserve">Assembled 2026-10-19T01:31:32+00:00 at commit </w:t>
+        <w:t xml:space="preserve">Assembled 2026-10-20T23:54:18+00:00 at commit </w:t>
       </w:r>
       <w:r>
         <w:rPr>
@@ -80,7 +80,7 @@
           <w:sz w:val="19"/>
           <w:szCs w:val="19"/>
         </w:rPr>
-        <w:t xml:space="preserve">f2d15d9</w:t>
+        <w:t xml:space="preserve">f49ebc1</w:t>
       </w:r>
       <w:r>
         <w:t xml:space="preserve">.</w:t>
@@ -260,7 +260,7 @@
                 <w:sz w:val="19"/>
                 <w:szCs w:val="19"/>
               </w:rPr>
-              <w:t xml:space="preserve">daae3db496e43fef</w:t>
+              <w:t xml:space="preserve">e8de5d9407875e8c</w:t>
             </w:r>
           </w:p>
         </w:tc>
@@ -339,7 +339,7 @@
                 <w:sz w:val="19"/>
                 <w:szCs w:val="19"/>
               </w:rPr>
-              <w:t xml:space="preserve">ec22402aefe452b8</w:t>
+              <w:t xml:space="preserve">7e7279f51ce61f94</w:t>
             </w:r>
           </w:p>
         </w:tc>
@@ -576,7 +576,7 @@
                 <w:sz w:val="19"/>
                 <w:szCs w:val="19"/>
               </w:rPr>
-              <w:t xml:space="preserve">b9c806172f9a6a7e</w:t>
+              <w:t xml:space="preserve">5c1b6ff56204d8f0</w:t>
             </w:r>
           </w:p>
         </w:tc>
@@ -655,7 +655,7 @@
                 <w:sz w:val="19"/>
                 <w:szCs w:val="19"/>
               </w:rPr>
-              <w:t xml:space="preserve">11a22622dd238b8c</w:t>
+              <w:t xml:space="preserve">fde9712da551c93d</w:t>
             </w:r>
           </w:p>
         </w:tc>
@@ -734,7 +734,7 @@
                 <w:sz w:val="19"/>
                 <w:szCs w:val="19"/>
               </w:rPr>
-              <w:t xml:space="preserve">854f81aec0a4f449</w:t>
+              <w:t xml:space="preserve">18453af3c95068b7</w:t>
             </w:r>
           </w:p>
         </w:tc>
@@ -813,7 +813,7 @@
                 <w:sz w:val="19"/>
                 <w:szCs w:val="19"/>
               </w:rPr>
-              <w:t xml:space="preserve">b6302387ea49dade</w:t>
+              <w:t xml:space="preserve">1bfa12527bc78e11</w:t>
             </w:r>
           </w:p>
         </w:tc>
@@ -1023,7 +1023,7 @@
         <w:jc w:val="left"/>
       </w:pPr>
       <w:r>
-        <w:t xml:space="preserve">Sixteen deviation records govern; one provenance decision is unresolved.</w:t>
+        <w:t xml:space="preserve">Seventeen deviation records govern; the recovered pre-rewrite history is now published, so every stored commit identifier resolves.</w:t>
       </w:r>
     </w:p>
     <w:p>
@@ -1351,7 +1351,7 @@
         <w:t xml:space="preserve">Not that the protocol is validated.</w:t>
       </w:r>
       <w:r>
-        <w:t xml:space="preserve"> Every records-level and kernel-level check was written after the defect it catches. The instrument has needed repair six times in public, three times because the tool was wrong and three times because its authors asserted something they had not checked. Two of the six are the same lesson twice: a superseded exclusion bound that the confirmatory script printed for eleven days after the correction was written, pinned in place by a regression test, and the registered adjudicator of grid adequacy, which printed a verdict its own record had withdrawn for three weeks. Nothing in the protocol caught either, because nothing in the protocol reads this project's own analysis and reporting code.</w:t>
+        <w:t xml:space="preserve"> Every records-level and kernel-level check was written after the defect it catches. The instrument has needed repair seven times in public, three times because the tool was wrong and four times because its authors stated something their own data does not support. Two of the seven are the same lesson twice: a superseded exclusion bound that the confirmatory script printed for eleven days after the correction was written, pinned in place by a regression test, and the registered adjudicator of grid adequacy, which printed a verdict its own record had withdrawn for three weeks. Nothing in the protocol caught either, because nothing in the protocol reads this project's own analysis and reporting code.</w:t>
       </w:r>
     </w:p>
     <w:p>
@@ -10593,7 +10593,7 @@
         <w:t xml:space="preserve">not</w:t>
       </w:r>
       <w:r>
-        <w:t xml:space="preserve"> repair D11: the snapshot captures the public refs, and </w:t>
+        <w:t xml:space="preserve"> repair D11, and could not: both snapshots capture the public refs as they stood on 15 October, six days before </w:t>
       </w:r>
       <w:r>
         <w:rPr>
@@ -10604,20 +10604,20 @@
         <w:t xml:space="preserve">prerewrite-20260925</w:t>
       </w:r>
       <w:r>
-        <w:t xml:space="preserve"> is not among them, so the three commit identifiers stored in all 15,120 result records still resolve for no reader. Archiving a repository that does not contain those commits does not make them resolvable. What it establishes is forward-looking only: from 01:33 on 15 October 2026, a claim about this repository's state can point at something outside this machine.</w:t>
-      </w:r>
-    </w:p>
-    <w:p>
-      <w:pPr>
-        <w:spacing w:after="140"/>
-        <w:jc w:val="left"/>
-      </w:pPr>
-      <w:r>
-        <w:rPr>
-          <w:b/>
-          <w:bCs/>
-        </w:rPr>
-        <w:t xml:space="preserve">Provenance.</w:t>
+        <w:t xml:space="preserve"> was published, so neither archive contains the commits the result records name. Those identifiers resolve from the repository itself and not from the archive. What the snapshots establish is forward-looking only: from 01:33 on 15 October 2026, a claim about this repository's state can point at something outside this machine.</w:t>
+      </w:r>
+    </w:p>
+    <w:p>
+      <w:pPr>
+        <w:spacing w:after="140"/>
+        <w:jc w:val="left"/>
+      </w:pPr>
+      <w:r>
+        <w:rPr>
+          <w:b/>
+          <w:bCs/>
+        </w:rPr>
+        <w:t xml:space="preserve">Provenance, and the decision that was open until 21 October 2026.</w:t>
       </w:r>
       <w:r>
         <w:t xml:space="preserve"> Every one of the 15,120 result records stores a </w:t>
@@ -10631,7 +10631,7 @@
         <w:t xml:space="preserve">git_commit</w:t>
       </w:r>
       <w:r>
-        <w:t xml:space="preserve"> that does not exist on the public repository. A history rewrite on 25 September 2026 changed every commit hash; the three stored hashes resolve only from a local branch recovered from a folder that had been queued for deletion. Annotated tags </w:t>
+        <w:t xml:space="preserve"> that a history rewrite on 25 September 2026 removed from the public repository. The recovered branch </w:t>
       </w:r>
       <w:r>
         <w:rPr>
@@ -10639,10 +10639,20 @@
           <w:sz w:val="19"/>
           <w:szCs w:val="19"/>
         </w:rPr>
-        <w:t xml:space="preserve">records-0b796a3</w:t>
-      </w:r>
-      <w:r>
-        <w:t xml:space="preserve">, </w:t>
+        <w:t xml:space="preserve">prerewrite-20260925</w:t>
+      </w:r>
+      <w:r>
+        <w:t xml:space="preserve"> was </w:t>
+      </w:r>
+      <w:r>
+        <w:rPr>
+          <w:b/>
+          <w:bCs/>
+        </w:rPr>
+        <w:t xml:space="preserve">published on 21 October 2026</w:t>
+      </w:r>
+      <w:r>
+        <w:t xml:space="preserve">, tip </w:t>
       </w:r>
       <w:r>
         <w:rPr>
@@ -10650,10 +10660,10 @@
           <w:sz w:val="19"/>
           <w:szCs w:val="19"/>
         </w:rPr>
-        <w:t xml:space="preserve">records-2cf7ec7</w:t>
-      </w:r>
-      <w:r>
-        <w:t xml:space="preserve"> and </w:t>
+        <w:t xml:space="preserve">b5bf0431</w:t>
+      </w:r>
+      <w:r>
+        <w:t xml:space="preserve">, and all five identifiers this study depends on are reachable from it: </w:t>
       </w:r>
       <w:r>
         <w:rPr>
@@ -10661,58 +10671,10 @@
           <w:sz w:val="19"/>
           <w:szCs w:val="19"/>
         </w:rPr>
-        <w:t xml:space="preserve">records-0b2aef4</w:t>
-      </w:r>
-      <w:r>
-        <w:t xml:space="preserve"> now map those identifiers to public counterparts and carry the tree hashes in their own messages, so the mapping arrives with a clone rather than having to be found in a document. </w:t>
-      </w:r>
-      <w:r>
-        <w:rPr>
-          <w:b/>
-          <w:bCs/>
-        </w:rPr>
-        <w:t xml:space="preserve">That improves the delivery of the mapping and not its status</w:t>
-      </w:r>
-      <w:r>
-        <w:t xml:space="preserve">: a reader can confirm the counterpart has the stated tree and </w:t>
-      </w:r>
-      <w:r>
-        <w:rPr>
-          <w:b/>
-          <w:bCs/>
-        </w:rPr>
-        <w:t xml:space="preserve">cannot</w:t>
-      </w:r>
-      <w:r>
-        <w:t xml:space="preserve"> confirm that the stored hash ever had it. A tag records an assertion.</w:t>
-      </w:r>
-    </w:p>
-    <w:p>
-      <w:pPr>
-        <w:spacing w:after="140"/>
-        <w:jc w:val="left"/>
-      </w:pPr>
-      <w:r>
-        <w:t xml:space="preserve">Bounded precisely: a reader cannot </w:t>
-      </w:r>
-      <w:r>
-        <w:rPr>
-          <w:b/>
-          <w:bCs/>
-        </w:rPr>
-        <w:t xml:space="preserve">independently bind a historical result record to the code that generated it</w:t>
-      </w:r>
-      <w:r>
-        <w:t xml:space="preserve">. Everything else remains checkable — the analysis scripts in full, the data provenance and checksums, the records themselves, and the public half of the mapping. A re-run from current HEAD produces new evidence about the current code; it does not authenticate the old records, since agreement is consistent with changes that do not alter these outputs and disagreement would not separate a code change from a data or environment change.</w:t>
-      </w:r>
-    </w:p>
-    <w:p>
-      <w:pPr>
-        <w:spacing w:after="140"/>
-        <w:jc w:val="left"/>
-      </w:pPr>
-      <w:r>
-        <w:t xml:space="preserve">Full public provenance requires publishing the recovered branch </w:t>
+        <w:t xml:space="preserve">a8bafbb</w:t>
+      </w:r>
+      <w:r>
+        <w:t xml:space="preserve"> and </w:t>
       </w:r>
       <w:r>
         <w:rPr>
@@ -10720,20 +10682,160 @@
           <w:sz w:val="19"/>
           <w:szCs w:val="19"/>
         </w:rPr>
-        <w:t xml:space="preserve">prerewrite-20260925</w:t>
-      </w:r>
-      <w:r>
-        <w:t xml:space="preserve">, which would restore to the public repository the AI co-authorship trailers the rewrite removed. </w:t>
-      </w:r>
-      <w:r>
-        <w:rPr>
-          <w:b/>
-          <w:bCs/>
-        </w:rPr>
-        <w:t xml:space="preserve">That decision is open and is recorded as open.</w:t>
-      </w:r>
-      <w:r>
-        <w:t xml:space="preserve"> The trade-off is stated in D11's fourth amendment and this paper does not resolve it.</w:t>
+        <w:t xml:space="preserve">61f7db9</w:t>
+      </w:r>
+      <w:r>
+        <w:t xml:space="preserve">, which </w:t>
+      </w:r>
+      <w:r>
+        <w:rPr>
+          <w:rFonts w:ascii="Consolas" w:cs="Consolas" w:eastAsia="Consolas" w:hAnsi="Consolas"/>
+          <w:sz w:val="19"/>
+          <w:szCs w:val="19"/>
+        </w:rPr>
+        <w:t xml:space="preserve">pre-registration.md</w:t>
+      </w:r>
+      <w:r>
+        <w:t xml:space="preserve"> cites as its anchor, and </w:t>
+      </w:r>
+      <w:r>
+        <w:rPr>
+          <w:rFonts w:ascii="Consolas" w:cs="Consolas" w:eastAsia="Consolas" w:hAnsi="Consolas"/>
+          <w:sz w:val="19"/>
+          <w:szCs w:val="19"/>
+        </w:rPr>
+        <w:t xml:space="preserve">0b796a3</w:t>
+      </w:r>
+      <w:r>
+        <w:t xml:space="preserve">, </w:t>
+      </w:r>
+      <w:r>
+        <w:rPr>
+          <w:rFonts w:ascii="Consolas" w:cs="Consolas" w:eastAsia="Consolas" w:hAnsi="Consolas"/>
+          <w:sz w:val="19"/>
+          <w:szCs w:val="19"/>
+        </w:rPr>
+        <w:t xml:space="preserve">2cf7ec7</w:t>
+      </w:r>
+      <w:r>
+        <w:t xml:space="preserve"> and </w:t>
+      </w:r>
+      <w:r>
+        <w:rPr>
+          <w:rFonts w:ascii="Consolas" w:cs="Consolas" w:eastAsia="Consolas" w:hAnsi="Consolas"/>
+          <w:sz w:val="19"/>
+          <w:szCs w:val="19"/>
+        </w:rPr>
+        <w:t xml:space="preserve">0b2aef4</w:t>
+      </w:r>
+      <w:r>
+        <w:t xml:space="preserve">, which the records store. </w:t>
+      </w:r>
+      <w:r>
+        <w:rPr>
+          <w:b/>
+          <w:bCs/>
+        </w:rPr>
+        <w:t xml:space="preserve">A reader can now compute the tree of a stored hash directly.</w:t>
+      </w:r>
+      <w:r>
+        <w:t xml:space="preserve"> The annotated tags </w:t>
+      </w:r>
+      <w:r>
+        <w:rPr>
+          <w:rFonts w:ascii="Consolas" w:cs="Consolas" w:eastAsia="Consolas" w:hAnsi="Consolas"/>
+          <w:sz w:val="19"/>
+          <w:szCs w:val="19"/>
+        </w:rPr>
+        <w:t xml:space="preserve">records-0b796a3</w:t>
+      </w:r>
+      <w:r>
+        <w:t xml:space="preserve">, </w:t>
+      </w:r>
+      <w:r>
+        <w:rPr>
+          <w:rFonts w:ascii="Consolas" w:cs="Consolas" w:eastAsia="Consolas" w:hAnsi="Consolas"/>
+          <w:sz w:val="19"/>
+          <w:szCs w:val="19"/>
+        </w:rPr>
+        <w:t xml:space="preserve">records-2cf7ec7</w:t>
+      </w:r>
+      <w:r>
+        <w:t xml:space="preserve"> and </w:t>
+      </w:r>
+      <w:r>
+        <w:rPr>
+          <w:rFonts w:ascii="Consolas" w:cs="Consolas" w:eastAsia="Consolas" w:hAnsi="Consolas"/>
+          <w:sz w:val="19"/>
+          <w:szCs w:val="19"/>
+        </w:rPr>
+        <w:t xml:space="preserve">records-0b2aef4</w:t>
+      </w:r>
+      <w:r>
+        <w:t xml:space="preserve"> remain as a convenience and are no longer the only route; a tag records an assertion, and the assertion is now checkable against the object it is about.</w:t>
+      </w:r>
+    </w:p>
+    <w:p>
+      <w:pPr>
+        <w:spacing w:after="140"/>
+        <w:jc w:val="left"/>
+      </w:pPr>
+      <w:r>
+        <w:rPr>
+          <w:b/>
+          <w:bCs/>
+        </w:rPr>
+        <w:t xml:space="preserve">What that closes and what it leaves.</w:t>
+      </w:r>
+      <w:r>
+        <w:t xml:space="preserve"> It closes the binding: a record names a commit, the commit is public, its tree can be computed by anyone. It closes nothing about </w:t>
+      </w:r>
+      <w:r>
+        <w:rPr>
+          <w:b/>
+          <w:bCs/>
+        </w:rPr>
+        <w:t xml:space="preserve">ordering</w:t>
+      </w:r>
+      <w:r>
+        <w:t xml:space="preserve">. Commit dates are author-set, both histories are author-controlled, and the two Software Heritage snapshots were taken six days before this branch was public, so neither contains it. A re-run from current HEAD still produces evidence about the current code rather than authenticating the old records. The limitation that remains is the one in the next paragraph, and it is the one that was always the larger of the two.</w:t>
+      </w:r>
+    </w:p>
+    <w:p>
+      <w:pPr>
+        <w:spacing w:after="140"/>
+        <w:jc w:val="left"/>
+      </w:pPr>
+      <w:r>
+        <w:rPr>
+          <w:b/>
+          <w:bCs/>
+        </w:rPr>
+        <w:t xml:space="preserve">The cost, stated rather than minimised.</w:t>
+      </w:r>
+      <w:r>
+        <w:t xml:space="preserve"> Publishing restored to the public repository the AI co-authorship trailers the rewrite removed, across the branch's 25 commits. </w:t>
+      </w:r>
+      <w:r>
+        <w:rPr>
+          <w:rFonts w:ascii="Consolas" w:cs="Consolas" w:eastAsia="Consolas" w:hAnsi="Consolas"/>
+          <w:sz w:val="19"/>
+          <w:szCs w:val="19"/>
+        </w:rPr>
+        <w:t xml:space="preserve">main</w:t>
+      </w:r>
+      <w:r>
+        <w:t xml:space="preserve"> already carried </w:t>
+      </w:r>
+      <w:r>
+        <w:rPr>
+          <w:b/>
+          <w:bCs/>
+        </w:rPr>
+        <w:t xml:space="preserve">twenty</w:t>
+      </w:r>
+      <w:r>
+        <w:t xml:space="preserve"> commits with those trailers, reinstated by default in late September and then deliberately left in place and documented rather than rewritten, and this repository's README declares the assistance in prose. The decision therefore conceded in public what the record had already conceded four weeks earlier. It is recorded as an amendment to D11.</w:t>
       </w:r>
     </w:p>
     <w:p>
@@ -12599,7 +12701,7 @@
         <w:t xml:space="preserve">Every Tier 1 and Tier 2 check was written after the defect it catches.</w:t>
       </w:r>
       <w:r>
-        <w:t xml:space="preserve"> The protocol's own first section says so: each exists because a specific reading went wrong here, usually after passing review. Sixteen deviation records and a list of caught mistakes are </w:t>
+        <w:t xml:space="preserve"> The protocol's own first section says so: each exists because a specific reading went wrong here, usually after passing review. Seventeen deviation records and a list of caught mistakes are </w:t>
       </w:r>
       <w:r>
         <w:rPr>
@@ -12728,7 +12830,7 @@
           <w:b/>
           <w:bCs/>
         </w:rPr>
-        <w:t xml:space="preserve">Six things have gone wrong in public, and they are two different kinds.</w:t>
+        <w:t xml:space="preserve">Seven things have gone wrong in public, and they are two different kinds.</w:t>
       </w:r>
       <w:r>
         <w:t xml:space="preserve"> Collapsing them under one word was itself imprecise.</w:t>
@@ -12821,7 +12923,7 @@
           <w:i/>
           <w:iCs/>
         </w:rPr>
-        <w:t xml:space="preserve">Claims its authors made without checking (three).</w:t>
+        <w:t xml:space="preserve">Claims its authors made that their own data does not support (four).</w:t>
       </w:r>
       <w:r>
         <w:t xml:space="preserve"> It asserted from the manuscripts that two published benchmarks performed none of five checks; when the deposit behind one was read, </w:t>
@@ -12855,20 +12957,40 @@
         <w:t xml:space="preserve">scripts/primary_tests.py</w:t>
       </w:r>
       <w:r>
-        <w:t xml:space="preserve"> quoted the registered 0.0059 for fraud's primary cell while every document here quoted D6's corrected 0.0063, the committed analysis log carried the wrong figure, and a regression test asserted it. Nobody re-read the code after writing the correction. It was found on 6 October 2026 while refactoring an unrelated function, by inspection and not by any check in this protocol.</w:t>
-      </w:r>
-    </w:p>
-    <w:p>
-      <w:pPr>
-        <w:spacing w:after="140"/>
-        <w:jc w:val="left"/>
-      </w:pPr>
-      <w:r>
-        <w:rPr>
-          <w:b/>
-          <w:bCs/>
-        </w:rPr>
-        <w:t xml:space="preserve">None of the six is an audited pipeline failing an audit.</w:t>
+        <w:t xml:space="preserve"> quoted the registered 0.0059 for fraud's primary cell while every document here quoted D6's corrected 0.0063, the committed analysis log carried the wrong figure, and a regression test asserted it. Nobody re-read the code after writing the correction. It was found on 6 October 2026 while refactoring an unrelated function, by inspection and not by any check in this protocol. And the pre-registration gives the measured advantage of extending a grid on random labels over real ones as </w:t>
+      </w:r>
+      <w:r>
+        <w:rPr>
+          <w:b/>
+          <w:bCs/>
+        </w:rPr>
+        <w:t xml:space="preserve">five to seven times</w:t>
+      </w:r>
+      <w:r>
+        <w:t xml:space="preserve">, which is the polynomial-kernel figure: on the RBF kernels the ratio is 2.0 and 35.7, so two of the four measurements fall outside the stated range, one above it and one below. Week 3 had the full four-row table in front of it when that sentence was written. </w:t>
+      </w:r>
+      <w:r>
+        <w:rPr>
+          <w:b/>
+          <w:bCs/>
+        </w:rPr>
+        <w:t xml:space="preserve">This fourth one differs in kind from the three before it</w:t>
+      </w:r>
+      <w:r>
+        <w:t xml:space="preserve">, and the difference does not favour it: those asserted things nobody had checked, while this took a measurement that had been made correctly and stated it more broadly than it supported. Nothing in a reader's view distinguishes a generalised measurement from a measured one. The rule that figure supports is unaffected, the direction holding on every kernel and both datasets; D17 records it and the registered document is not edited.</w:t>
+      </w:r>
+    </w:p>
+    <w:p>
+      <w:pPr>
+        <w:spacing w:after="140"/>
+        <w:jc w:val="left"/>
+      </w:pPr>
+      <w:r>
+        <w:rPr>
+          <w:b/>
+          <w:bCs/>
+        </w:rPr>
+        <w:t xml:space="preserve">None of the seven is an audited pipeline failing an audit.</w:t>
       </w:r>
       <w:r>
         <w:t xml:space="preserve"> A reader who takes this section as evidence that audited work fails these checks has read it as it was first written and not as it is meant. The two kinds matter differently: the first says the instrument needed repair, the second says its authors committed the error the instrument exists to prevent.</w:t>
@@ -13737,7 +13859,7 @@
         <w:t xml:space="preserve">The retrospective instances are weak evidence.</w:t>
       </w:r>
       <w:r>
-        <w:t xml:space="preserve"> Every records-level and kernel-level check was written after the defect it catches. Sixteen deviation records show that this project eventually noticed its own mistakes; they do not show that a tool built from them catches a stranger's.</w:t>
+        <w:t xml:space="preserve"> Every records-level and kernel-level check was written after the defect it catches. Seventeen deviation records show that this project eventually noticed its own mistakes; they do not show that a tool built from them catches a stranger's.</w:t>
       </w:r>
     </w:p>
     <w:p>
@@ -14358,7 +14480,7 @@
                 <w:sz w:val="19"/>
                 <w:szCs w:val="19"/>
               </w:rPr>
-              <w:t xml:space="preserve">what is still undecided</w:t>
+              <w:t xml:space="preserve">what the record left open, and how it was closed</w:t>
             </w:r>
           </w:p>
         </w:tc>
@@ -14383,7 +14505,7 @@
                 <w:sz w:val="19"/>
                 <w:szCs w:val="19"/>
               </w:rPr>
-              <w:t xml:space="preserve">§7.3 — one branch, not one record</w:t>
+              <w:t xml:space="preserve">§7.3 — one branch, now published</w:t>
             </w:r>
           </w:p>
         </w:tc>
@@ -14560,7 +14682,7 @@
           <w:b/>
           <w:bCs/>
         </w:rPr>
-        <w:t xml:space="preserve">The open decision is not a record.</w:t>
+        <w:t xml:space="preserve">The decision that was not a record has been taken.</w:t>
       </w:r>
       <w:r>
         <w:t xml:space="preserve"> </w:t>
@@ -14574,17 +14696,28 @@
         <w:t xml:space="preserve">prerewrite-20260925</w:t>
       </w:r>
       <w:r>
-        <w:t xml:space="preserve">, the recovered branch on which full provenance depends, is </w:t>
-      </w:r>
-      <w:r>
-        <w:rPr>
-          <w:b/>
-          <w:bCs/>
-        </w:rPr>
-        <w:t xml:space="preserve">unpublished and the choice is undecided</w:t>
-      </w:r>
-      <w:r>
-        <w:t xml:space="preserve">. Publishing it makes every stored commit hash resolve without anyone having to trust the mapping; it also restores to the public repository the AI co-authorship trailers the 25 September rewrite removed. §4.7 states the trade-off and this paper does not resolve it.</w:t>
+        <w:t xml:space="preserve">, the recovered branch on which full provenance depended, was </w:t>
+      </w:r>
+      <w:r>
+        <w:rPr>
+          <w:b/>
+          <w:bCs/>
+        </w:rPr>
+        <w:t xml:space="preserve">published on 21 October 2026</w:t>
+      </w:r>
+      <w:r>
+        <w:t xml:space="preserve">. Every commit hash stored in the result records now resolves, so no reader has to trust the tag mapping. It also restored to the public repository the AI co-authorship trailers the 25 September rewrite removed, which was the cost D11's fourth amendment weighed; </w:t>
+      </w:r>
+      <w:r>
+        <w:rPr>
+          <w:rFonts w:ascii="Consolas" w:cs="Consolas" w:eastAsia="Consolas" w:hAnsi="Consolas"/>
+          <w:sz w:val="19"/>
+          <w:szCs w:val="19"/>
+        </w:rPr>
+        <w:t xml:space="preserve">main</w:t>
+      </w:r>
+      <w:r>
+        <w:t xml:space="preserve"> already carried twenty commits bearing them, left in place and documented rather than rewritten. §4.7 states what the publication closes, which is the binding of a record to its code, and what it does not, which is anything about ordering.</w:t>
       </w:r>
     </w:p>
     <w:p>

--- a/docs/paper.docx
+++ b/docs/paper.docx
@@ -72,7 +72,7 @@
         <w:jc w:val="left"/>
       </w:pPr>
       <w:r>
-        <w:t xml:space="preserve">Assembled 2026-10-20T23:54:18+00:00 at commit </w:t>
+        <w:t xml:space="preserve">Assembled 2026-10-21T00:09:37+00:00 at commit </w:t>
       </w:r>
       <w:r>
         <w:rPr>
@@ -80,7 +80,7 @@
           <w:sz w:val="19"/>
           <w:szCs w:val="19"/>
         </w:rPr>
-        <w:t xml:space="preserve">f49ebc1</w:t>
+        <w:t xml:space="preserve">5f06664</w:t>
       </w:r>
       <w:r>
         <w:t xml:space="preserve">.</w:t>
@@ -576,7 +576,7 @@
                 <w:sz w:val="19"/>
                 <w:szCs w:val="19"/>
               </w:rPr>
-              <w:t xml:space="preserve">5c1b6ff56204d8f0</w:t>
+              <w:t xml:space="preserve">e240461eba153a25</w:t>
             </w:r>
           </w:p>
         </w:tc>
@@ -11020,14 +11020,24 @@
         <w:t xml:space="preserve">The mutation harness now reads every test file, and what it reveals is worse than what it fixed.</w:t>
       </w:r>
       <w:r>
-        <w:t xml:space="preserve"> Until 15 October it was hardwired to one test file, so mutants for the F20 diagnostic, the λ correction and the exploratory families had to be run by hand. Those four are now in the suite and all 34 mutants are killed by the test that names each one, across four source files and three test files. But the coverage report was also scanning only the files that already had mutants, which hid every file with none: corrected, it reads </w:t>
-      </w:r>
-      <w:r>
-        <w:rPr>
-          <w:b/>
-          <w:bCs/>
-        </w:rPr>
-        <w:t xml:space="preserve">34 of 374 test functions</w:t>
+        <w:t xml:space="preserve"> Until 15 October it was hardwired to one test file, so mutants for the F20 diagnostic, the λ correction and the exploratory families had to be run by hand. Those four are now in the suite and all </w:t>
+      </w:r>
+      <w:r>
+        <w:rPr>
+          <w:b/>
+          <w:bCs/>
+        </w:rPr>
+        <w:t xml:space="preserve">37</w:t>
+      </w:r>
+      <w:r>
+        <w:t xml:space="preserve"> mutants are killed by the test that names each one, across five source files and four test files. But the coverage report was also scanning only the files that already had mutants, which hid every file with none: corrected, it reads </w:t>
+      </w:r>
+      <w:r>
+        <w:rPr>
+          <w:b/>
+          <w:bCs/>
+        </w:rPr>
+        <w:t xml:space="preserve">37 of 395 test functions</w:t>
       </w:r>
       <w:r>
         <w:t xml:space="preserve">, not the 34 of 70 the old report implied. </w:t>
@@ -11037,7 +11047,7 @@
           <w:b/>
           <w:bCs/>
         </w:rPr>
-        <w:t xml:space="preserve">Fifteen of eighteen test files have no mutant at all</w:t>
+        <w:t xml:space="preserve">Fifteen of nineteen test files have no mutant at all</w:t>
       </w:r>
       <w:r>
         <w:t xml:space="preserve">, including </w:t>
@@ -11064,7 +11074,7 @@
           <w:b/>
           <w:bCs/>
         </w:rPr>
-        <w:t xml:space="preserve">One check has no mutant because it has no test.</w:t>
+        <w:t xml:space="preserve">The one check that had no mutant now has two.</w:t>
       </w:r>
       <w:r>
         <w:t xml:space="preserve"> </w:t>
@@ -11089,7 +11099,18 @@
         <w:t xml:space="preserve">scripts/gtra_sweep.py</w:t>
       </w:r>
       <w:r>
-        <w:t xml:space="preserve">, which implements D16's selection rule, is exercised only by that script's own control F and not by pytest, so no mutant can be expressed for it.</w:t>
+        <w:t xml:space="preserve">, which implements D16's selection rule, was exercised only by that script's own control F and not by pytest. The harness maps each mutant to a pytest node, so a rule with no pytest test cannot have its non-vacuity demonstrated at all, and control F runs inside a sweep that takes hours. </w:t>
+      </w:r>
+      <w:r>
+        <w:rPr>
+          <w:rFonts w:ascii="Consolas" w:cs="Consolas" w:eastAsia="Consolas" w:hAnsi="Consolas"/>
+          <w:sz w:val="19"/>
+          <w:szCs w:val="19"/>
+        </w:rPr>
+        <w:t xml:space="preserve">tests/test_gtra_sweep.py</w:t>
+      </w:r>
+      <w:r>
+        <w:t xml:space="preserve"> now pins the rule, and two mutants target it: taking the smallest admissible λ rather than the largest, and reading the threshold as strict where D16 fixed it inclusive. Both are killed. One of those tests covers a case control F does not — an admissible set with a hole in it, where an implementation scanning upward for the first violation would agree with control F on every monotone input and still select the wrong λ.</w:t>
       </w:r>
     </w:p>
     <w:p>

--- a/docs/paper.docx
+++ b/docs/paper.docx
@@ -72,7 +72,7 @@
         <w:jc w:val="left"/>
       </w:pPr>
       <w:r>
-        <w:t xml:space="preserve">Assembled 2026-10-21T00:09:37+00:00 at commit </w:t>
+        <w:t xml:space="preserve">Assembled 2026-10-21T00:15:46+00:00 at commit </w:t>
       </w:r>
       <w:r>
         <w:rPr>
@@ -80,7 +80,7 @@
           <w:sz w:val="19"/>
           <w:szCs w:val="19"/>
         </w:rPr>
-        <w:t xml:space="preserve">5f06664</w:t>
+        <w:t xml:space="preserve">c7d5dc6</w:t>
       </w:r>
       <w:r>
         <w:t xml:space="preserve">.</w:t>
@@ -576,7 +576,7 @@
                 <w:sz w:val="19"/>
                 <w:szCs w:val="19"/>
               </w:rPr>
-              <w:t xml:space="preserve">e240461eba153a25</w:t>
+              <w:t xml:space="preserve">b32aecd493a5dce3</w:t>
             </w:r>
           </w:p>
         </w:tc>
@@ -10861,7 +10861,26 @@
         <w:t xml:space="preserve">no Software Heritage snapshot predating its results</w:t>
       </w:r>
       <w:r>
-        <w:t xml:space="preserve">. Its ordering evidence is an author-controlled history, rewritten once on 25 September, on a remote that no one else could read until 15 October, with no external attestation at any point. Every ordering claim in this paper, including the claims in D13, D14 and D16 that a decision preceded a result, rests on evidence of that class. </w:t>
+        <w:t xml:space="preserve">. The first of those is a </w:t>
+      </w:r>
+      <w:r>
+        <w:rPr>
+          <w:b/>
+          <w:bCs/>
+        </w:rPr>
+        <w:t xml:space="preserve">decision</w:t>
+      </w:r>
+      <w:r>
+        <w:t xml:space="preserve"> rather than an omission, taken on 21 October 2026 and recorded against D11: a registration created now would be dated three weeks after every result and after this paper was written, and attaching it to a document whose header once claimed an earlier date would read as backdating, converting an honest absence into an apparent misrepresentation. Two weekly reports had listed it as outstanding work without reconciling that against the reasoning already in D11.</w:t>
+      </w:r>
+    </w:p>
+    <w:p>
+      <w:pPr>
+        <w:spacing w:after="140"/>
+        <w:jc w:val="left"/>
+      </w:pPr>
+      <w:r>
+        <w:t xml:space="preserve">Its ordering evidence is an author-controlled history, rewritten once on 25 September, on a remote that no one else could read until 15 October, with no external attestation at any point. Every ordering claim in this paper, including the claims in D13, D14 and D16 that a decision preceded a result, rests on evidence of that class. </w:t>
       </w:r>
       <w:r>
         <w:rPr>

--- a/docs/paper.docx
+++ b/docs/paper.docx
@@ -72,7 +72,7 @@
         <w:jc w:val="left"/>
       </w:pPr>
       <w:r>
-        <w:t xml:space="preserve">Assembled 2026-10-21T00:15:46+00:00 at commit </w:t>
+        <w:t xml:space="preserve">Assembled 2026-10-25T22:58:41+00:00 at commit </w:t>
       </w:r>
       <w:r>
         <w:rPr>
@@ -80,7 +80,7 @@
           <w:sz w:val="19"/>
           <w:szCs w:val="19"/>
         </w:rPr>
-        <w:t xml:space="preserve">c7d5dc6</w:t>
+        <w:t xml:space="preserve">8719c0e</w:t>
       </w:r>
       <w:r>
         <w:t xml:space="preserve">.</w:t>
@@ -339,7 +339,7 @@
                 <w:sz w:val="19"/>
                 <w:szCs w:val="19"/>
               </w:rPr>
-              <w:t xml:space="preserve">7e7279f51ce61f94</w:t>
+              <w:t xml:space="preserve">1b7b13a3c91057f2</w:t>
             </w:r>
           </w:p>
         </w:tc>
@@ -497,7 +497,7 @@
                 <w:sz w:val="19"/>
                 <w:szCs w:val="19"/>
               </w:rPr>
-              <w:t xml:space="preserve">248f7f0f316ea1cf</w:t>
+              <w:t xml:space="preserve">e79e7703212f4ec9</w:t>
             </w:r>
           </w:p>
         </w:tc>
@@ -892,7 +892,7 @@
                 <w:sz w:val="19"/>
                 <w:szCs w:val="19"/>
               </w:rPr>
-              <w:t xml:space="preserve">958b0237e15ec45f</w:t>
+              <w:t xml:space="preserve">fb91450b1d9fe1b1</w:t>
             </w:r>
           </w:p>
         </w:tc>
@@ -1206,6 +1206,22 @@
       </w:r>
       <w:r>
         <w:t xml:space="preserve">: a measurement, a refusal, and an unsupported claim. A measurement says what a quantity is. A refusal says the file cannot answer a question and names which. An unsupported claim is an assertion its own artefact does not license. The procedure's output is mostly refusals, and the paper is explicit that a refusal is not a finding about the audited work.</w:t>
+      </w:r>
+    </w:p>
+    <w:p>
+      <w:pPr>
+        <w:spacing w:after="140"/>
+        <w:jc w:val="left"/>
+      </w:pPr>
+      <w:r>
+        <w:rPr>
+          <w:b/>
+          <w:bCs/>
+        </w:rPr>
+        <w:t xml:space="preserve">That merging has been measured, and the measurement is not this paper's.</w:t>
+      </w:r>
+      <w:r>
+        <w:t xml:space="preserve"> Bowles, Ahmed and Schuld sampled 55 arXiv papers using the word "outperform": around 40% report a quantum model beating a classical one and three report the reverse [5]. Their classical baselines are out-of-the-box rather than tuned and still generally win. This study's are tuned under a pre-registered rule and still win. That skew is why a pre-registered null is worth reporting at all, and it was found after this study was designed and run, not before.</w:t>
       </w:r>
     </w:p>
     <w:p>
@@ -5704,7 +5720,23 @@
           <w:i/>
           <w:iCs/>
         </w:rPr>
-        <w:t xml:space="preserve"> The IBM hardware runs registered for weeks 7 to 8 were dropped as infeasible. No registered claim depends on them, and the protocol has consequently never been run against this project's own hardware records because there are none — a gap in the protocol's evidence base, recorded as forgone rather than unimportant.</w:t>
+        <w:t xml:space="preserve"> The IBM hardware runs registered for weeks 7 to 8 were </w:t>
+      </w:r>
+      <w:r>
+        <w:rPr>
+          <w:b/>
+          <w:bCs/>
+          <w:i/>
+          <w:iCs/>
+        </w:rPr>
+        <w:t xml:space="preserve">never feasible as registered</w:t>
+      </w:r>
+      <w:r>
+        <w:rPr>
+          <w:i/>
+          <w:iCs/>
+        </w:rPr>
+        <w:t xml:space="preserve">, which is the wording D12's amendment requires in place of "dropped". The run needs 18,172,000 circuit executions, 113,575 per record across four settings, twenty seeds and two datasets, against an Open Plan allocation of ten minutes of QPU time per month: thirty times the budget at 1 ms per circuit and still three times over at 0.1 ms. Nobody established this for seven weeks, although the number that makes the timeline impossible was printed in every quantum record from week 4 and three weekly records each flagged the allocation as unchecked. No registered claim depends on them, and the protocol has consequently never been run against this project's own hardware records because there are none — a gap in the protocol's evidence base, recorded as forgone rather than unimportant.</w:t>
       </w:r>
     </w:p>
     <w:p>
@@ -6375,7 +6407,7 @@
                 <w:sz w:val="19"/>
                 <w:szCs w:val="19"/>
               </w:rPr>
-              <w:t xml:space="preserve">IBM hardware runs dropped as infeasible</w:t>
+              <w:t xml:space="preserve">IBM hardware runs never feasible as registered: 18.17M circuits against a 600-second monthly allocation</w:t>
             </w:r>
           </w:p>
         </w:tc>
@@ -15354,6 +15386,51 @@
       </w:r>
       <w:r>
         <w:t xml:space="preserve">. Used as a cross-check on this study's own kernels, not as a source for any claim about the geometric difference.</w:t>
+      </w:r>
+    </w:p>
+    <w:p>
+      <w:pPr>
+        <w:spacing w:after="140"/>
+        <w:jc w:val="left"/>
+      </w:pPr>
+      <w:r>
+        <w:rPr>
+          <w:b/>
+          <w:bCs/>
+        </w:rPr>
+        <w:t xml:space="preserve">[5] Bowles, J., Ahmed, S., and Schuld, M.</w:t>
+      </w:r>
+      <w:r>
+        <w:t xml:space="preserve"> </w:t>
+      </w:r>
+      <w:r>
+        <w:rPr>
+          <w:i/>
+          <w:iCs/>
+        </w:rPr>
+        <w:t xml:space="preserve">Better than classical? The subtle art of benchmarking quantum machine learning models.</w:t>
+      </w:r>
+      <w:r>
+        <w:t xml:space="preserve"> arXiv:2403.07059, March 2024.</w:t>
+      </w:r>
+    </w:p>
+    <w:p>
+      <w:pPr>
+        <w:spacing w:after="140"/>
+        <w:jc w:val="left"/>
+      </w:pPr>
+      <w:r>
+        <w:t xml:space="preserve">Read from the arXiv listing rather than from a stored transcription, so its title and author list carry the same caveat as the rest of this section. It measures the publication skew this paper's framing rests on: in a sample of 55 arXiv papers using the word "outperform", about 40% report a quantum model beating a classical one and three report the reverse. Across 12 models and 6 binary tasks it finds that out-of-the-box classical models generally outperform the quantum classifiers, and that removing entanglement often leaves performance unchanged. </w:t>
+      </w:r>
+      <w:r>
+        <w:rPr>
+          <w:b/>
+          <w:bCs/>
+        </w:rPr>
+        <w:t xml:space="preserve">It was not consulted while this study was designed or run</w:t>
+      </w:r>
+      <w:r>
+        <w:t xml:space="preserve">, and is cited because §1.2's claim about what published work merges should rest on the work that measured the merging rather than on assertion. Week 4 records a missing literature check as that week's largest error; this is the same class, found on 25 October 2026 and recorded in the weeks 10 to 12 record.</w:t>
       </w:r>
     </w:p>
     <w:p>

--- a/docs/paper.docx
+++ b/docs/paper.docx
@@ -72,7 +72,7 @@
         <w:jc w:val="left"/>
       </w:pPr>
       <w:r>
-        <w:t xml:space="preserve">Assembled 2026-10-25T22:58:41+00:00 at commit </w:t>
+        <w:t xml:space="preserve">Assembled 2026-10-25T23:34:38+00:00 at commit </w:t>
       </w:r>
       <w:r>
         <w:rPr>
@@ -80,7 +80,7 @@
           <w:sz w:val="19"/>
           <w:szCs w:val="19"/>
         </w:rPr>
-        <w:t xml:space="preserve">8719c0e</w:t>
+        <w:t xml:space="preserve">378fc3d</w:t>
       </w:r>
       <w:r>
         <w:t xml:space="preserve">.</w:t>
@@ -260,7 +260,7 @@
                 <w:sz w:val="19"/>
                 <w:szCs w:val="19"/>
               </w:rPr>
-              <w:t xml:space="preserve">e8de5d9407875e8c</w:t>
+              <w:t xml:space="preserve">4c19807aa474cddc</w:t>
             </w:r>
           </w:p>
         </w:tc>
@@ -497,7 +497,7 @@
                 <w:sz w:val="19"/>
                 <w:szCs w:val="19"/>
               </w:rPr>
-              <w:t xml:space="preserve">e79e7703212f4ec9</w:t>
+              <w:t xml:space="preserve">3e21c31d39e5b422</w:t>
             </w:r>
           </w:p>
         </w:tc>
@@ -655,7 +655,7 @@
                 <w:sz w:val="19"/>
                 <w:szCs w:val="19"/>
               </w:rPr>
-              <w:t xml:space="preserve">fde9712da551c93d</w:t>
+              <w:t xml:space="preserve">fddeea5cd7f7c7e1</w:t>
             </w:r>
           </w:p>
         </w:tc>
@@ -734,7 +734,7 @@
                 <w:sz w:val="19"/>
                 <w:szCs w:val="19"/>
               </w:rPr>
-              <w:t xml:space="preserve">18453af3c95068b7</w:t>
+              <w:t xml:space="preserve">2ecacdab80837417</w:t>
             </w:r>
           </w:p>
         </w:tc>
@@ -1023,7 +1023,7 @@
         <w:jc w:val="left"/>
       </w:pPr>
       <w:r>
-        <w:t xml:space="preserve">Seventeen deviation records govern; the recovered pre-rewrite history is now published, so every stored commit identifier resolves.</w:t>
+        <w:t xml:space="preserve">Eighteen deviation records govern; the recovered pre-rewrite history is now published, so every stored commit identifier resolves.</w:t>
       </w:r>
     </w:p>
     <w:p>
@@ -5736,7 +5736,23 @@
           <w:i/>
           <w:iCs/>
         </w:rPr>
-        <w:t xml:space="preserve">, which is the wording D12's amendment requires in place of "dropped". The run needs 18,172,000 circuit executions, 113,575 per record across four settings, twenty seeds and two datasets, against an Open Plan allocation of ten minutes of QPU time per month: thirty times the budget at 1 ms per circuit and still three times over at 0.1 ms. Nobody established this for seven weeks, although the number that makes the timeline impossible was printed in every quantum record from week 4 and three weekly records each flagged the allocation as unchecked. No registered claim depends on them, and the protocol has consequently never been run against this project's own hardware records because there are none — a gap in the protocol's evidence base, recorded as forgone rather than unimportant.</w:t>
+        <w:t xml:space="preserve">, which is the wording D12's amendment requires in place of "dropped". The run needs 18,172,000 circuit executions, 113,575 per record across four settings, twenty seeds and two datasets, against an Open Plan allocation of ten minutes of QPU time per month.  </w:t>
+      </w:r>
+      <w:r>
+        <w:rPr>
+          <w:b/>
+          <w:bCs/>
+          <w:i/>
+          <w:iCs/>
+        </w:rPr>
+        <w:t xml:space="preserve">Corrected, D18.</w:t>
+      </w:r>
+      <w:r>
+        <w:rPr>
+          <w:i/>
+          <w:iCs/>
+        </w:rPr>
+        <w:t xml:space="preserve"> Those are circuit counts and not costs. A hardware run estimates each kernel entry from S shots, so the executions IBM meters are the circuit count times S; at the 1,024 shots this project's one audited hardware deposit used, a single primary-cell Gram is 116,300,800 executions against a documented per-job ceiling of 10 million, and the registered scope is 18,608,128,000. D12's figure of thirty times the budget omitted the shot dimension, as did its finding that one Gram would have fitted inside the allocation; the second is withdrawn. The registered run was further from feasible than D12 said, not nearer. Nobody established this for seven weeks, although the number that makes the timeline impossible was printed in every quantum record from week 4 and three weekly records each flagged the allocation as unchecked. No registered claim depends on them, and the protocol has consequently never been run against this project's own hardware records because there are none — a gap in the protocol's evidence base, recorded as forgone rather than unimportant.</w:t>
       </w:r>
     </w:p>
     <w:p>
@@ -12773,7 +12789,7 @@
         <w:t xml:space="preserve">Every Tier 1 and Tier 2 check was written after the defect it catches.</w:t>
       </w:r>
       <w:r>
-        <w:t xml:space="preserve"> The protocol's own first section says so: each exists because a specific reading went wrong here, usually after passing review. Seventeen deviation records and a list of caught mistakes are </w:t>
+        <w:t xml:space="preserve"> The protocol's own first section says so: each exists because a specific reading went wrong here, usually after passing review. Eighteen deviation records and a list of caught mistakes are </w:t>
       </w:r>
       <w:r>
         <w:rPr>
@@ -12902,7 +12918,7 @@
           <w:b/>
           <w:bCs/>
         </w:rPr>
-        <w:t xml:space="preserve">Seven things have gone wrong in public, and they are two different kinds.</w:t>
+        <w:t xml:space="preserve">Eight things have gone wrong in public, and they are two different kinds.</w:t>
       </w:r>
       <w:r>
         <w:t xml:space="preserve"> Collapsing them under one word was itself imprecise.</w:t>
@@ -12995,7 +13011,7 @@
           <w:i/>
           <w:iCs/>
         </w:rPr>
-        <w:t xml:space="preserve">Claims its authors made that their own data does not support (four).</w:t>
+        <w:t xml:space="preserve">Claims its authors made that their own data does not support (five).</w:t>
       </w:r>
       <w:r>
         <w:t xml:space="preserve"> It asserted from the manuscripts that two published benchmarks performed none of five checks; when the deposit behind one was read, </w:t>
@@ -13062,46 +13078,10 @@
           <w:b/>
           <w:bCs/>
         </w:rPr>
-        <w:t xml:space="preserve">None of the seven is an audited pipeline failing an audit.</w:t>
-      </w:r>
-      <w:r>
-        <w:t xml:space="preserve"> A reader who takes this section as evidence that audited work fails these checks has read it as it was first written and not as it is meant. The two kinds matter differently: the first says the instrument needed repair, the second says its authors committed the error the instrument exists to prevent.</w:t>
-      </w:r>
-    </w:p>
-    <w:p>
-      <w:pPr>
-        <w:spacing w:after="140"/>
-        <w:jc w:val="left"/>
-      </w:pPr>
-      <w:r>
-        <w:rPr>
-          <w:b/>
-          <w:bCs/>
-        </w:rPr>
-        <w:t xml:space="preserve">A further item, about Tier 2 rather than about either kind.</w:t>
-      </w:r>
-      <w:r>
-        <w:t xml:space="preserve"> On a partial sample of two of the six foreign Grams, the conditioning check read 1.7e+04 — </w:t>
-      </w:r>
-      <w:r>
-        <w:rPr>
-          <w:b/>
-          <w:bCs/>
-        </w:rPr>
-        <w:t xml:space="preserve">understating the worst case by a factor of 26</w:t>
-      </w:r>
-      <w:r>
-        <w:t xml:space="preserve">. Two things should be kept apart here. The numerical miss was corrected only by running the full six. What printing the sample count achieved was narrower: it exposed that coverage was incomplete, so the reading was known to be partial. </w:t>
-      </w:r>
-      <w:r>
-        <w:rPr>
-          <w:b/>
-          <w:bCs/>
-        </w:rPr>
-        <w:t xml:space="preserve">It did not establish the true worst case and could not have.</w:t>
-      </w:r>
-      <w:r>
-        <w:t xml:space="preserve"> That is the honest limit of indicative sampling, and it argues for treating </w:t>
+        <w:t xml:space="preserve">The fifth is the cost figure this paper reports, and it was published in three source files, the README, three records and §3.7.</w:t>
+      </w:r>
+      <w:r>
+        <w:t xml:space="preserve"> </w:t>
       </w:r>
       <w:r>
         <w:rPr>
@@ -13109,52 +13089,92 @@
           <w:sz w:val="19"/>
           <w:szCs w:val="19"/>
         </w:rPr>
-        <w:t xml:space="preserve">--hook-sample</w:t>
-      </w:r>
-      <w:r>
-        <w:t xml:space="preserve"> readings as a prompt to run the full analysis rather than as a figure.</w:t>
-      </w:r>
-    </w:p>
-    <w:p>
-      <w:pPr>
-        <w:spacing w:after="140"/>
-        <w:jc w:val="left"/>
-      </w:pPr>
-      <w:r>
-        <w:rPr>
-          <w:b/>
-          <w:bCs/>
-        </w:rPr>
-        <w:t xml:space="preserve">A bounded gap the fifth item exposes, and two more beside it.</w:t>
-      </w:r>
-      <w:r>
-        <w:t xml:space="preserve"> The superseded bound was found by inspection, not by a check. So were two latent defects in this project's own reporting code, found the same day: a Holm family size printed as the literal 4 rather than computed, and a table headed "all cells" that silently skipped cells with too few paired series. Neither of those two ever produced a wrong value, so neither joins the count above; the superseded bound did, so it does. The sixth item above, the grid adjudicator, was found the same way. What all four share is the route. </w:t>
-      </w:r>
-      <w:r>
-        <w:rPr>
-          <w:b/>
-          <w:bCs/>
-        </w:rPr>
-        <w:t xml:space="preserve">Tier 1 reads records and Tier 2 reads kernels. Nothing in this protocol reads this project's own analysis and reporting code for claims the data does not support</w:t>
-      </w:r>
-      <w:r>
-        <w:t xml:space="preserve">, which is where all four lived.</w:t>
-      </w:r>
-    </w:p>
-    <w:p>
-      <w:pPr>
-        <w:spacing w:after="140"/>
-        <w:jc w:val="left"/>
-      </w:pPr>
-      <w:r>
-        <w:rPr>
-          <w:b/>
-          <w:bCs/>
-        </w:rPr>
-        <w:t xml:space="preserve">What now exists, and what it would not have caught.</w:t>
-      </w:r>
-      <w:r>
-        <w:t xml:space="preserve"> Since 19 October 2026 </w:t>
+        <w:t xml:space="preserve">QuantumGramFactory.evaluations()</w:t>
+      </w:r>
+      <w:r>
+        <w:t xml:space="preserve"> returns the pair count n(n-1)/2, and four documents call that the </w:t>
+      </w:r>
+      <w:r>
+        <w:rPr>
+          <w:i/>
+          <w:iCs/>
+        </w:rPr>
+        <w:t xml:space="preserve">hardware-equivalent</w:t>
+      </w:r>
+      <w:r>
+        <w:t xml:space="preserve"> cost of the experiment. It is not: the protocol those same documents describe estimates a probability from S repetitions of each pairwise circuit, so a hardware run costs the pair count </w:t>
+      </w:r>
+      <w:r>
+        <w:rPr>
+          <w:b/>
+          <w:bCs/>
+        </w:rPr>
+        <w:t xml:space="preserve">times a shot count</w:t>
+      </w:r>
+      <w:r>
+        <w:t xml:space="preserve">, and no shot count appears in the registration, in any section of this paper, or in any field of any of the 15,120 result records. At the 1,024 shots the one hardware deposit audited here used, a single primary-cell Gram is 116,300,800 Sampler executions against a documented per-job ceiling of 10 million, so it is at least twelve jobs rather than the two minutes D12 computed. The error is the same kind as the fourth and arrives by a worse route: D12 exists </w:t>
+      </w:r>
+      <w:r>
+        <w:rPr>
+          <w:b/>
+          <w:bCs/>
+        </w:rPr>
+        <w:t xml:space="preserve">because</w:t>
+      </w:r>
+      <w:r>
+        <w:t xml:space="preserve"> a feasibility number went seven weeks unchecked, and the amendment correcting that failure recomputed it from a metric missing the dominant factor. Found on 25 October 2026 by checking the arithmetic before writing hardware code, not by any check in this protocol. D18 records it; no computed result moves, because the omitted factor affects only what the experiment would have cost on hardware.</w:t>
+      </w:r>
+    </w:p>
+    <w:p>
+      <w:pPr>
+        <w:spacing w:after="140"/>
+        <w:jc w:val="left"/>
+      </w:pPr>
+      <w:r>
+        <w:rPr>
+          <w:b/>
+          <w:bCs/>
+        </w:rPr>
+        <w:t xml:space="preserve">None of the eight is an audited pipeline failing an audit.</w:t>
+      </w:r>
+      <w:r>
+        <w:t xml:space="preserve"> A reader who takes this section as evidence that audited work fails these checks has read it as it was first written and not as it is meant. The two kinds matter differently: the first says the instrument needed repair, the second says its authors committed the error the instrument exists to prevent.</w:t>
+      </w:r>
+    </w:p>
+    <w:p>
+      <w:pPr>
+        <w:spacing w:after="140"/>
+        <w:jc w:val="left"/>
+      </w:pPr>
+      <w:r>
+        <w:rPr>
+          <w:b/>
+          <w:bCs/>
+        </w:rPr>
+        <w:t xml:space="preserve">A further item, about Tier 2 rather than about either kind.</w:t>
+      </w:r>
+      <w:r>
+        <w:t xml:space="preserve"> On a partial sample of two of the six foreign Grams, the conditioning check read 1.7e+04 — </w:t>
+      </w:r>
+      <w:r>
+        <w:rPr>
+          <w:b/>
+          <w:bCs/>
+        </w:rPr>
+        <w:t xml:space="preserve">understating the worst case by a factor of 26</w:t>
+      </w:r>
+      <w:r>
+        <w:t xml:space="preserve">. Two things should be kept apart here. The numerical miss was corrected only by running the full six. What printing the sample count achieved was narrower: it exposed that coverage was incomplete, so the reading was known to be partial. </w:t>
+      </w:r>
+      <w:r>
+        <w:rPr>
+          <w:b/>
+          <w:bCs/>
+        </w:rPr>
+        <w:t xml:space="preserve">It did not establish the true worst case and could not have.</w:t>
+      </w:r>
+      <w:r>
+        <w:t xml:space="preserve"> That is the honest limit of indicative sampling, and it argues for treating </w:t>
       </w:r>
       <w:r>
         <w:rPr>
@@ -13162,10 +13182,52 @@
           <w:sz w:val="19"/>
           <w:szCs w:val="19"/>
         </w:rPr>
-        <w:t xml:space="preserve">scripts/check_paper_figures.py</w:t>
-      </w:r>
-      <w:r>
-        <w:t xml:space="preserve"> re-derives figures this paper prints from the stored records, and a test asserts that the exclusion bound </w:t>
+        <w:t xml:space="preserve">--hook-sample</w:t>
+      </w:r>
+      <w:r>
+        <w:t xml:space="preserve"> readings as a prompt to run the full analysis rather than as a figure.</w:t>
+      </w:r>
+    </w:p>
+    <w:p>
+      <w:pPr>
+        <w:spacing w:after="140"/>
+        <w:jc w:val="left"/>
+      </w:pPr>
+      <w:r>
+        <w:rPr>
+          <w:b/>
+          <w:bCs/>
+        </w:rPr>
+        <w:t xml:space="preserve">A bounded gap the fifth item exposes, and two more beside it.</w:t>
+      </w:r>
+      <w:r>
+        <w:t xml:space="preserve"> The superseded bound was found by inspection, not by a check. So were two latent defects in this project's own reporting code, found the same day: a Holm family size printed as the literal 4 rather than computed, and a table headed "all cells" that silently skipped cells with too few paired series. Neither of those two ever produced a wrong value, so neither joins the count above; the superseded bound did, so it does. The sixth item above, the grid adjudicator, was found the same way. What all four share is the route. </w:t>
+      </w:r>
+      <w:r>
+        <w:rPr>
+          <w:b/>
+          <w:bCs/>
+        </w:rPr>
+        <w:t xml:space="preserve">Tier 1 reads records and Tier 2 reads kernels. Nothing in this protocol reads this project's own analysis and reporting code for claims the data does not support</w:t>
+      </w:r>
+      <w:r>
+        <w:t xml:space="preserve">, which is where all four lived.</w:t>
+      </w:r>
+    </w:p>
+    <w:p>
+      <w:pPr>
+        <w:spacing w:after="140"/>
+        <w:jc w:val="left"/>
+      </w:pPr>
+      <w:r>
+        <w:rPr>
+          <w:b/>
+          <w:bCs/>
+        </w:rPr>
+        <w:t xml:space="preserve">What now exists, and what it would not have caught.</w:t>
+      </w:r>
+      <w:r>
+        <w:t xml:space="preserve"> Since 19 October 2026 </w:t>
       </w:r>
       <w:r>
         <w:rPr>
@@ -13173,10 +13235,10 @@
           <w:sz w:val="19"/>
           <w:szCs w:val="19"/>
         </w:rPr>
-        <w:t xml:space="preserve">scripts/primary_tests.py</w:t>
-      </w:r>
-      <w:r>
-        <w:t xml:space="preserve"> prints matches the copy </w:t>
+        <w:t xml:space="preserve">scripts/check_paper_figures.py</w:t>
+      </w:r>
+      <w:r>
+        <w:t xml:space="preserve"> re-derives figures this paper prints from the stored records, and a test asserts that the exclusion bound </w:t>
       </w:r>
       <w:r>
         <w:rPr>
@@ -13184,20 +13246,10 @@
           <w:sz w:val="19"/>
           <w:szCs w:val="19"/>
         </w:rPr>
-        <w:t xml:space="preserve">scripts/audit_sweep.py</w:t>
-      </w:r>
-      <w:r>
-        <w:t xml:space="preserve"> checks against regenerated data. Neither is part of the protocol, and the figures check would have caught </w:t>
-      </w:r>
-      <w:r>
-        <w:rPr>
-          <w:b/>
-          <w:bCs/>
-        </w:rPr>
-        <w:t xml:space="preserve">none of the four items above</w:t>
-      </w:r>
-      <w:r>
-        <w:t xml:space="preserve">. All four were divergences between code and record in which this paper's prose was correct or unaffected: the fifth repair had </w:t>
+        <w:t xml:space="preserve">scripts/primary_tests.py</w:t>
+      </w:r>
+      <w:r>
+        <w:t xml:space="preserve"> prints matches the copy </w:t>
       </w:r>
       <w:r>
         <w:rPr>
@@ -13205,26 +13257,20 @@
           <w:sz w:val="19"/>
           <w:szCs w:val="19"/>
         </w:rPr>
-        <w:t xml:space="preserve">primary_tests.py</w:t>
-      </w:r>
-      <w:r>
-        <w:t xml:space="preserve"> printing 0.0059 while every document here quoted 0.0063, so a check reading the paper against the records would have passed it without comment. What would have caught it is the narrower assertion, the one tying a printed figure to the copy that is checked against data — which exists only because the fifth repair was corrected at its value and not at the structure that produced it. §4.7 states how much of this paper the figures check covers, which is very little.</w:t>
-      </w:r>
-    </w:p>
-    <w:p>
-      <w:pPr>
-        <w:spacing w:after="140"/>
-        <w:jc w:val="left"/>
-      </w:pPr>
-      <w:r>
-        <w:rPr>
-          <w:b/>
-          <w:bCs/>
-        </w:rPr>
-        <w:t xml:space="preserve">A further group found by reading and deliberately not counted.</w:t>
-      </w:r>
-      <w:r>
-        <w:t xml:space="preserve"> Three separate generators defaulted to not recording their output: the </w:t>
+        <w:t xml:space="preserve">scripts/audit_sweep.py</w:t>
+      </w:r>
+      <w:r>
+        <w:t xml:space="preserve"> checks against regenerated data. Neither is part of the protocol, and the figures check would have caught </w:t>
+      </w:r>
+      <w:r>
+        <w:rPr>
+          <w:b/>
+          <w:bCs/>
+        </w:rPr>
+        <w:t xml:space="preserve">none of the four items above</w:t>
+      </w:r>
+      <w:r>
+        <w:t xml:space="preserve">. All four were divergences between code and record in which this paper's prose was correct or unaffected: the fifth repair had </w:t>
       </w:r>
       <w:r>
         <w:rPr>
@@ -13232,10 +13278,26 @@
           <w:sz w:val="19"/>
           <w:szCs w:val="19"/>
         </w:rPr>
-        <w:t xml:space="preserve">.docx</w:t>
-      </w:r>
-      <w:r>
-        <w:t xml:space="preserve"> exporter wrote no provenance, </w:t>
+        <w:t xml:space="preserve">primary_tests.py</w:t>
+      </w:r>
+      <w:r>
+        <w:t xml:space="preserve"> printing 0.0059 while every document here quoted 0.0063, so a check reading the paper against the records would have passed it without comment. What would have caught it is the narrower assertion, the one tying a printed figure to the copy that is checked against data — which exists only because the fifth repair was corrected at its value and not at the structure that produced it. §4.7 states how much of this paper the figures check covers, which is very little.</w:t>
+      </w:r>
+    </w:p>
+    <w:p>
+      <w:pPr>
+        <w:spacing w:after="140"/>
+        <w:jc w:val="left"/>
+      </w:pPr>
+      <w:r>
+        <w:rPr>
+          <w:b/>
+          <w:bCs/>
+        </w:rPr>
+        <w:t xml:space="preserve">A further group found by reading and deliberately not counted.</w:t>
+      </w:r>
+      <w:r>
+        <w:t xml:space="preserve"> Three separate generators defaulted to not recording their output: the </w:t>
       </w:r>
       <w:r>
         <w:rPr>
@@ -13243,10 +13305,10 @@
           <w:sz w:val="19"/>
           <w:szCs w:val="19"/>
         </w:rPr>
-        <w:t xml:space="preserve">scripts/exploratory_sweep.py</w:t>
-      </w:r>
-      <w:r>
-        <w:t xml:space="preserve"> required </w:t>
+        <w:t xml:space="preserve">.docx</w:t>
+      </w:r>
+      <w:r>
+        <w:t xml:space="preserve"> exporter wrote no provenance, </w:t>
       </w:r>
       <w:r>
         <w:rPr>
@@ -13254,10 +13316,10 @@
           <w:sz w:val="19"/>
           <w:szCs w:val="19"/>
         </w:rPr>
-        <w:t xml:space="preserve">--out</w:t>
-      </w:r>
-      <w:r>
-        <w:t xml:space="preserve"> with no default, and the paper existed only as section files until an assembler was written for it. An unrecorded output is an absent value rather than a wrong one, so none of these joins the count above. One of them did publish a stale artefact: on 15 October 2026 </w:t>
+        <w:t xml:space="preserve">scripts/exploratory_sweep.py</w:t>
+      </w:r>
+      <w:r>
+        <w:t xml:space="preserve"> required </w:t>
       </w:r>
       <w:r>
         <w:rPr>
@@ -13265,10 +13327,10 @@
           <w:sz w:val="19"/>
           <w:szCs w:val="19"/>
         </w:rPr>
-        <w:t xml:space="preserve">docs/deviations.docx</w:t>
-      </w:r>
-      <w:r>
-        <w:t xml:space="preserve"> was sixteen days and roughly 1,400 record lines behind its source, because generating the document was a step somebody had to remember. </w:t>
+        <w:t xml:space="preserve">--out</w:t>
+      </w:r>
+      <w:r>
+        <w:t xml:space="preserve"> with no default, and the paper existed only as section files until an assembler was written for it. An unrecorded output is an absent value rather than a wrong one, so none of these joins the count above. One of them did publish a stale artefact: on 15 October 2026 </w:t>
       </w:r>
       <w:r>
         <w:rPr>
@@ -13276,6 +13338,17 @@
           <w:sz w:val="19"/>
           <w:szCs w:val="19"/>
         </w:rPr>
+        <w:t xml:space="preserve">docs/deviations.docx</w:t>
+      </w:r>
+      <w:r>
+        <w:t xml:space="preserve"> was sixteen days and roughly 1,400 record lines behind its source, because generating the document was a step somebody had to remember. </w:t>
+      </w:r>
+      <w:r>
+        <w:rPr>
+          <w:rFonts w:ascii="Consolas" w:cs="Consolas" w:eastAsia="Consolas" w:hAnsi="Consolas"/>
+          <w:sz w:val="19"/>
+          <w:szCs w:val="19"/>
+        </w:rPr>
         <w:t xml:space="preserve">scripts/check_docx_fresh.py</w:t>
       </w:r>
       <w:r>
@@ -13931,7 +14004,7 @@
         <w:t xml:space="preserve">The retrospective instances are weak evidence.</w:t>
       </w:r>
       <w:r>
-        <w:t xml:space="preserve"> Every records-level and kernel-level check was written after the defect it catches. Seventeen deviation records show that this project eventually noticed its own mistakes; they do not show that a tool built from them catches a stranger's.</w:t>
+        <w:t xml:space="preserve"> Every records-level and kernel-level check was written after the defect it catches. Eighteen deviation records show that this project eventually noticed its own mistakes; they do not show that a tool built from them catches a stranger's.</w:t>
       </w:r>
     </w:p>
     <w:p>
